--- a/template_corp_single.docx
+++ b/template_corp_single.docx
@@ -2040,7 +2040,7 @@
                 <w:sz w:val="18"/>
                 <w:szCs w:val="18"/>
               </w:rPr>
-              <w:t>delivery</w:t>
+              <w:t>balance</w:t>
             </w:r>
             <w:r>
               <w:rPr>
@@ -2568,7 +2568,7 @@
                 <w:sz w:val="18"/>
                 <w:szCs w:val="18"/>
               </w:rPr>
-              <w:t xml:space="preserve">(은행명)  </w:t>
+              <w:t>(은행명)</w:t>
             </w:r>
             <w:r>
               <w:rPr>
@@ -2586,7 +2586,7 @@
                 <w:sz w:val="18"/>
                 <w:szCs w:val="18"/>
               </w:rPr>
-              <w:t xml:space="preserve">     (계좌) </w:t>
+              <w:t xml:space="preserve">     (계좌)</w:t>
             </w:r>
             <w:r>
               <w:rPr>
@@ -2614,9 +2614,6 @@
                 <w:szCs w:val="18"/>
               </w:rPr>
               <w:t xml:space="preserve">       (예금주)</w:t>
-            </w:r>
-            <w:r>
-              <w:t xml:space="preserve"> </w:t>
             </w:r>
             <w:r>
               <w:rPr>
@@ -3552,7 +3549,51 @@
                 <w:sz w:val="18"/>
                 <w:szCs w:val="18"/>
               </w:rPr>
-              <w:t xml:space="preserve"> {{annual_contact_date}}</w:t>
+              <w:t xml:space="preserve"> {{</w:t>
+            </w:r>
+            <w:r>
+              <w:rPr>
+                <w:rFonts w:asciiTheme="minorEastAsia" w:eastAsiaTheme="minorEastAsia" w:hAnsiTheme="minorEastAsia" w:cs="굴림" w:hint="eastAsia"/>
+                <w:b/>
+                <w:bCs/>
+                <w:kern w:val="0"/>
+                <w:sz w:val="18"/>
+                <w:szCs w:val="18"/>
+              </w:rPr>
+              <w:t xml:space="preserve"> </w:t>
+            </w:r>
+            <w:r>
+              <w:rPr>
+                <w:rFonts w:asciiTheme="minorEastAsia" w:eastAsiaTheme="minorEastAsia" w:hAnsiTheme="minorEastAsia" w:cs="굴림" w:hint="eastAsia"/>
+                <w:b/>
+                <w:bCs/>
+                <w:kern w:val="0"/>
+                <w:sz w:val="18"/>
+                <w:szCs w:val="18"/>
+              </w:rPr>
+              <w:t>annual_contact_date</w:t>
+            </w:r>
+            <w:r>
+              <w:rPr>
+                <w:rFonts w:asciiTheme="minorEastAsia" w:eastAsiaTheme="minorEastAsia" w:hAnsiTheme="minorEastAsia" w:cs="굴림" w:hint="eastAsia"/>
+                <w:b/>
+                <w:bCs/>
+                <w:kern w:val="0"/>
+                <w:sz w:val="18"/>
+                <w:szCs w:val="18"/>
+              </w:rPr>
+              <w:t xml:space="preserve"> </w:t>
+            </w:r>
+            <w:r>
+              <w:rPr>
+                <w:rFonts w:asciiTheme="minorEastAsia" w:eastAsiaTheme="minorEastAsia" w:hAnsiTheme="minorEastAsia" w:cs="굴림" w:hint="eastAsia"/>
+                <w:b/>
+                <w:bCs/>
+                <w:kern w:val="0"/>
+                <w:sz w:val="18"/>
+                <w:szCs w:val="18"/>
+              </w:rPr>
+              <w:t>}}</w:t>
             </w:r>
             <w:r>
               <w:rPr>
@@ -3810,7 +3851,6 @@
             <w:pPr>
               <w:widowControl/>
               <w:autoSpaceDE/>
-              <w:autoSpaceDN/>
               <w:jc w:val="left"/>
               <w:rPr>
                 <w:rFonts w:asciiTheme="minorEastAsia" w:eastAsiaTheme="minorEastAsia" w:hAnsiTheme="minorEastAsia" w:cs="굴림"/>
@@ -3826,14 +3866,23 @@
                 <w:sz w:val="18"/>
                 <w:szCs w:val="18"/>
               </w:rPr>
-              <w:t xml:space="preserve"> 주소: 서울특별시 강남구 언주로 637, 2.3.4층</w:t>
-            </w:r>
-          </w:p>
-          <w:p>
-            <w:pPr>
-              <w:widowControl/>
-              <w:autoSpaceDE/>
-              <w:autoSpaceDN/>
+              <w:t xml:space="preserve"> 주소: </w:t>
+            </w:r>
+            <w:r>
+              <w:rPr>
+                <w:rFonts w:asciiTheme="minorEastAsia" w:eastAsiaTheme="minorEastAsia" w:hAnsiTheme="minorEastAsia" w:cs="굴림" w:hint="eastAsia"/>
+                <w:kern w:val="0"/>
+                <w:sz w:val="18"/>
+                <w:szCs w:val="18"/>
+              </w:rPr>
+              <w:t xml:space="preserve">서울특별시 강남구 학동로 318 </w:t>
+            </w:r>
+          </w:p>
+          <w:p>
+            <w:pPr>
+              <w:widowControl/>
+              <w:autoSpaceDE/>
+              <w:ind w:firstLineChars="300" w:firstLine="540"/>
               <w:jc w:val="left"/>
               <w:rPr>
                 <w:rFonts w:asciiTheme="minorEastAsia" w:eastAsiaTheme="minorEastAsia" w:hAnsiTheme="minorEastAsia" w:cs="굴림"/>
@@ -3849,7 +3898,7 @@
                 <w:sz w:val="18"/>
                 <w:szCs w:val="18"/>
               </w:rPr>
-              <w:t xml:space="preserve">      (논현동, 싸이칸타워)</w:t>
+              <w:t xml:space="preserve">(논현동,유경빌딩) 1,2,3층 </w:t>
             </w:r>
           </w:p>
           <w:p>
@@ -4923,13 +4972,15 @@
       </w:pPr>
     </w:p>
     <w:sectPr>
-      <w:headerReference w:type="default" r:id="rId12"/>
-      <w:footerReference w:type="default" r:id="rId13"/>
-      <w:headerReference w:type="first" r:id="rId14"/>
+      <w:headerReference w:type="even" r:id="rId12"/>
+      <w:headerReference w:type="default" r:id="rId13"/>
+      <w:footerReference w:type="even" r:id="rId14"/>
+      <w:footerReference w:type="default" r:id="rId15"/>
+      <w:headerReference w:type="first" r:id="rId16"/>
+      <w:footerReference w:type="first" r:id="rId17"/>
       <w:pgSz w:w="11906" w:h="16838"/>
       <w:pgMar w:top="1559" w:right="1418" w:bottom="1361" w:left="1418" w:header="851" w:footer="680" w:gutter="0"/>
       <w:cols w:space="425"/>
-      <w:titlePg/>
       <w:docGrid w:linePitch="360"/>
     </w:sectPr>
   </w:body>
@@ -5053,6 +5104,16 @@
 
 <file path=word/footer1.xml><?xml version="1.0" encoding="utf-8"?>
 <w:ftr xmlns:wpc="http://schemas.microsoft.com/office/word/2010/wordprocessingCanvas" xmlns:cx="http://schemas.microsoft.com/office/drawing/2014/chartex" xmlns:cx1="http://schemas.microsoft.com/office/drawing/2015/9/8/chartex" xmlns:cx2="http://schemas.microsoft.com/office/drawing/2015/10/21/chartex" xmlns:cx3="http://schemas.microsoft.com/office/drawing/2016/5/9/chartex" xmlns:cx4="http://schemas.microsoft.com/office/drawing/2016/5/10/chartex" xmlns:cx5="http://schemas.microsoft.com/office/drawing/2016/5/11/chartex" xmlns:cx6="http://schemas.microsoft.com/office/drawing/2016/5/12/chartex" xmlns:cx7="http://schemas.microsoft.com/office/drawing/2016/5/13/chartex" xmlns:cx8="http://schemas.microsoft.com/office/drawing/2016/5/14/chartex" xmlns:mc="http://schemas.openxmlformats.org/markup-compatibility/2006" xmlns:aink="http://schemas.microsoft.com/office/drawing/2016/ink" xmlns:am3d="http://schemas.microsoft.com/office/drawing/2017/model3d" xmlns:o="urn:schemas-microsoft-com:office:office" xmlns:oel="http://schemas.microsoft.com/office/2019/extlst" xmlns:r="http://schemas.openxmlformats.org/officeDocument/2006/relationships" xmlns:m="http://schemas.openxmlformats.org/officeDocument/2006/math" xmlns:v="urn:schemas-microsoft-com:vml" xmlns:wp14="http://schemas.microsoft.com/office/word/2010/wordprocessingDrawing" xmlns:wp="http://schemas.openxmlformats.org/drawingml/2006/wordprocessingDrawing" xmlns:w10="urn:schemas-microsoft-com:office:word" xmlns:w="http://schemas.openxmlformats.org/wordprocessingml/2006/main" xmlns:w14="http://schemas.microsoft.com/office/word/2010/wordml" xmlns:w15="http://schemas.microsoft.com/office/word/2012/wordml" xmlns:w16cex="http://schemas.microsoft.com/office/word/2018/wordml/cex" xmlns:w16cid="http://schemas.microsoft.com/office/word/2016/wordml/cid" xmlns:w16="http://schemas.microsoft.com/office/word/2018/wordml" xmlns:w16du="http://schemas.microsoft.com/office/word/2023/wordml/word16du" xmlns:w16sdtdh="http://schemas.microsoft.com/office/word/2020/wordml/sdtdatahash" xmlns:w16sdtfl="http://schemas.microsoft.com/office/word/2024/wordml/sdtformatlock" xmlns:w16se="http://schemas.microsoft.com/office/word/2015/wordml/symex" xmlns:wpg="http://schemas.microsoft.com/office/word/2010/wordprocessingGroup" xmlns:wpi="http://schemas.microsoft.com/office/word/2010/wordprocessingInk" xmlns:wne="http://schemas.microsoft.com/office/word/2006/wordml" xmlns:wps="http://schemas.microsoft.com/office/word/2010/wordprocessingShape" mc:Ignorable="w14 w15 w16se w16cid w16 w16cex w16sdtdh w16sdtfl w16du wp14">
+  <w:p>
+    <w:pPr>
+      <w:pStyle w:val="a5"/>
+    </w:pPr>
+  </w:p>
+</w:ftr>
+</file>
+
+<file path=word/footer2.xml><?xml version="1.0" encoding="utf-8"?>
+<w:ftr xmlns:wpc="http://schemas.microsoft.com/office/word/2010/wordprocessingCanvas" xmlns:cx="http://schemas.microsoft.com/office/drawing/2014/chartex" xmlns:cx1="http://schemas.microsoft.com/office/drawing/2015/9/8/chartex" xmlns:cx2="http://schemas.microsoft.com/office/drawing/2015/10/21/chartex" xmlns:cx3="http://schemas.microsoft.com/office/drawing/2016/5/9/chartex" xmlns:cx4="http://schemas.microsoft.com/office/drawing/2016/5/10/chartex" xmlns:cx5="http://schemas.microsoft.com/office/drawing/2016/5/11/chartex" xmlns:cx6="http://schemas.microsoft.com/office/drawing/2016/5/12/chartex" xmlns:cx7="http://schemas.microsoft.com/office/drawing/2016/5/13/chartex" xmlns:cx8="http://schemas.microsoft.com/office/drawing/2016/5/14/chartex" xmlns:mc="http://schemas.openxmlformats.org/markup-compatibility/2006" xmlns:aink="http://schemas.microsoft.com/office/drawing/2016/ink" xmlns:am3d="http://schemas.microsoft.com/office/drawing/2017/model3d" xmlns:o="urn:schemas-microsoft-com:office:office" xmlns:oel="http://schemas.microsoft.com/office/2019/extlst" xmlns:r="http://schemas.openxmlformats.org/officeDocument/2006/relationships" xmlns:m="http://schemas.openxmlformats.org/officeDocument/2006/math" xmlns:v="urn:schemas-microsoft-com:vml" xmlns:wp14="http://schemas.microsoft.com/office/word/2010/wordprocessingDrawing" xmlns:wp="http://schemas.openxmlformats.org/drawingml/2006/wordprocessingDrawing" xmlns:w10="urn:schemas-microsoft-com:office:word" xmlns:w="http://schemas.openxmlformats.org/wordprocessingml/2006/main" xmlns:w14="http://schemas.microsoft.com/office/word/2010/wordml" xmlns:w15="http://schemas.microsoft.com/office/word/2012/wordml" xmlns:w16cex="http://schemas.microsoft.com/office/word/2018/wordml/cex" xmlns:w16cid="http://schemas.microsoft.com/office/word/2016/wordml/cid" xmlns:w16="http://schemas.microsoft.com/office/word/2018/wordml" xmlns:w16du="http://schemas.microsoft.com/office/word/2023/wordml/word16du" xmlns:w16sdtdh="http://schemas.microsoft.com/office/word/2020/wordml/sdtdatahash" xmlns:w16sdtfl="http://schemas.microsoft.com/office/word/2024/wordml/sdtformatlock" xmlns:w16se="http://schemas.microsoft.com/office/word/2015/wordml/symex" xmlns:wpg="http://schemas.microsoft.com/office/word/2010/wordprocessingGroup" xmlns:wpi="http://schemas.microsoft.com/office/word/2010/wordprocessingInk" xmlns:wne="http://schemas.microsoft.com/office/word/2006/wordml" xmlns:wps="http://schemas.microsoft.com/office/word/2010/wordprocessingShape" mc:Ignorable="w14 w15 w16se w16cid w16 w16cex w16sdtdh w16sdtfl w16du wp14">
   <w:sdt>
     <w:sdtPr>
       <w:id w:val="-1567568033"/>
@@ -5096,6 +5157,16 @@
 </w:ftr>
 </file>
 
+<file path=word/footer3.xml><?xml version="1.0" encoding="utf-8"?>
+<w:ftr xmlns:wpc="http://schemas.microsoft.com/office/word/2010/wordprocessingCanvas" xmlns:cx="http://schemas.microsoft.com/office/drawing/2014/chartex" xmlns:cx1="http://schemas.microsoft.com/office/drawing/2015/9/8/chartex" xmlns:cx2="http://schemas.microsoft.com/office/drawing/2015/10/21/chartex" xmlns:cx3="http://schemas.microsoft.com/office/drawing/2016/5/9/chartex" xmlns:cx4="http://schemas.microsoft.com/office/drawing/2016/5/10/chartex" xmlns:cx5="http://schemas.microsoft.com/office/drawing/2016/5/11/chartex" xmlns:cx6="http://schemas.microsoft.com/office/drawing/2016/5/12/chartex" xmlns:cx7="http://schemas.microsoft.com/office/drawing/2016/5/13/chartex" xmlns:cx8="http://schemas.microsoft.com/office/drawing/2016/5/14/chartex" xmlns:mc="http://schemas.openxmlformats.org/markup-compatibility/2006" xmlns:aink="http://schemas.microsoft.com/office/drawing/2016/ink" xmlns:am3d="http://schemas.microsoft.com/office/drawing/2017/model3d" xmlns:o="urn:schemas-microsoft-com:office:office" xmlns:oel="http://schemas.microsoft.com/office/2019/extlst" xmlns:r="http://schemas.openxmlformats.org/officeDocument/2006/relationships" xmlns:m="http://schemas.openxmlformats.org/officeDocument/2006/math" xmlns:v="urn:schemas-microsoft-com:vml" xmlns:wp14="http://schemas.microsoft.com/office/word/2010/wordprocessingDrawing" xmlns:wp="http://schemas.openxmlformats.org/drawingml/2006/wordprocessingDrawing" xmlns:w10="urn:schemas-microsoft-com:office:word" xmlns:w="http://schemas.openxmlformats.org/wordprocessingml/2006/main" xmlns:w14="http://schemas.microsoft.com/office/word/2010/wordml" xmlns:w15="http://schemas.microsoft.com/office/word/2012/wordml" xmlns:w16cex="http://schemas.microsoft.com/office/word/2018/wordml/cex" xmlns:w16cid="http://schemas.microsoft.com/office/word/2016/wordml/cid" xmlns:w16="http://schemas.microsoft.com/office/word/2018/wordml" xmlns:w16du="http://schemas.microsoft.com/office/word/2023/wordml/word16du" xmlns:w16sdtdh="http://schemas.microsoft.com/office/word/2020/wordml/sdtdatahash" xmlns:w16sdtfl="http://schemas.microsoft.com/office/word/2024/wordml/sdtformatlock" xmlns:w16se="http://schemas.microsoft.com/office/word/2015/wordml/symex" xmlns:wpg="http://schemas.microsoft.com/office/word/2010/wordprocessingGroup" xmlns:wpi="http://schemas.microsoft.com/office/word/2010/wordprocessingInk" xmlns:wne="http://schemas.microsoft.com/office/word/2006/wordml" xmlns:wps="http://schemas.microsoft.com/office/word/2010/wordprocessingShape" mc:Ignorable="w14 w15 w16se w16cid w16 w16cex w16sdtdh w16sdtfl w16du wp14">
+  <w:p>
+    <w:pPr>
+      <w:pStyle w:val="a5"/>
+    </w:pPr>
+  </w:p>
+</w:ftr>
+</file>
+
 <file path=word/footnotes.xml><?xml version="1.0" encoding="utf-8"?>
 <w:footnotes xmlns:wpc="http://schemas.microsoft.com/office/word/2010/wordprocessingCanvas" xmlns:cx="http://schemas.microsoft.com/office/drawing/2014/chartex" xmlns:cx1="http://schemas.microsoft.com/office/drawing/2015/9/8/chartex" xmlns:cx2="http://schemas.microsoft.com/office/drawing/2015/10/21/chartex" xmlns:cx3="http://schemas.microsoft.com/office/drawing/2016/5/9/chartex" xmlns:cx4="http://schemas.microsoft.com/office/drawing/2016/5/10/chartex" xmlns:cx5="http://schemas.microsoft.com/office/drawing/2016/5/11/chartex" xmlns:cx6="http://schemas.microsoft.com/office/drawing/2016/5/12/chartex" xmlns:cx7="http://schemas.microsoft.com/office/drawing/2016/5/13/chartex" xmlns:cx8="http://schemas.microsoft.com/office/drawing/2016/5/14/chartex" xmlns:mc="http://schemas.openxmlformats.org/markup-compatibility/2006" xmlns:aink="http://schemas.microsoft.com/office/drawing/2016/ink" xmlns:am3d="http://schemas.microsoft.com/office/drawing/2017/model3d" xmlns:o="urn:schemas-microsoft-com:office:office" xmlns:oel="http://schemas.microsoft.com/office/2019/extlst" xmlns:r="http://schemas.openxmlformats.org/officeDocument/2006/relationships" xmlns:m="http://schemas.openxmlformats.org/officeDocument/2006/math" xmlns:v="urn:schemas-microsoft-com:vml" xmlns:wp14="http://schemas.microsoft.com/office/word/2010/wordprocessingDrawing" xmlns:wp="http://schemas.openxmlformats.org/drawingml/2006/wordprocessingDrawing" xmlns:w10="urn:schemas-microsoft-com:office:word" xmlns:w="http://schemas.openxmlformats.org/wordprocessingml/2006/main" xmlns:w14="http://schemas.microsoft.com/office/word/2010/wordml" xmlns:w15="http://schemas.microsoft.com/office/word/2012/wordml" xmlns:w16cex="http://schemas.microsoft.com/office/word/2018/wordml/cex" xmlns:w16cid="http://schemas.microsoft.com/office/word/2016/wordml/cid" xmlns:w16="http://schemas.microsoft.com/office/word/2018/wordml" xmlns:w16du="http://schemas.microsoft.com/office/word/2023/wordml/word16du" xmlns:w16sdtdh="http://schemas.microsoft.com/office/word/2020/wordml/sdtdatahash" xmlns:w16sdtfl="http://schemas.microsoft.com/office/word/2024/wordml/sdtformatlock" xmlns:w16se="http://schemas.microsoft.com/office/word/2015/wordml/symex" xmlns:wpg="http://schemas.microsoft.com/office/word/2010/wordprocessingGroup" xmlns:wpi="http://schemas.microsoft.com/office/word/2010/wordprocessingInk" xmlns:wne="http://schemas.microsoft.com/office/word/2006/wordml" xmlns:wps="http://schemas.microsoft.com/office/word/2010/wordprocessingShape" mc:Ignorable="w14 w15 w16se w16cid w16 w16cex w16sdtdh w16sdtfl w16du wp14">
   <w:footnote w:type="separator" w:id="-1">
@@ -5120,8 +5191,19 @@
   <w:p>
     <w:pPr>
       <w:pStyle w:val="a4"/>
+    </w:pPr>
+  </w:p>
+</w:hdr>
+</file>
+
+<file path=word/header2.xml><?xml version="1.0" encoding="utf-8"?>
+<w:hdr xmlns:wpc="http://schemas.microsoft.com/office/word/2010/wordprocessingCanvas" xmlns:cx="http://schemas.microsoft.com/office/drawing/2014/chartex" xmlns:cx1="http://schemas.microsoft.com/office/drawing/2015/9/8/chartex" xmlns:cx2="http://schemas.microsoft.com/office/drawing/2015/10/21/chartex" xmlns:cx3="http://schemas.microsoft.com/office/drawing/2016/5/9/chartex" xmlns:cx4="http://schemas.microsoft.com/office/drawing/2016/5/10/chartex" xmlns:cx5="http://schemas.microsoft.com/office/drawing/2016/5/11/chartex" xmlns:cx6="http://schemas.microsoft.com/office/drawing/2016/5/12/chartex" xmlns:cx7="http://schemas.microsoft.com/office/drawing/2016/5/13/chartex" xmlns:cx8="http://schemas.microsoft.com/office/drawing/2016/5/14/chartex" xmlns:mc="http://schemas.openxmlformats.org/markup-compatibility/2006" xmlns:aink="http://schemas.microsoft.com/office/drawing/2016/ink" xmlns:am3d="http://schemas.microsoft.com/office/drawing/2017/model3d" xmlns:o="urn:schemas-microsoft-com:office:office" xmlns:oel="http://schemas.microsoft.com/office/2019/extlst" xmlns:r="http://schemas.openxmlformats.org/officeDocument/2006/relationships" xmlns:m="http://schemas.openxmlformats.org/officeDocument/2006/math" xmlns:v="urn:schemas-microsoft-com:vml" xmlns:wp14="http://schemas.microsoft.com/office/word/2010/wordprocessingDrawing" xmlns:wp="http://schemas.openxmlformats.org/drawingml/2006/wordprocessingDrawing" xmlns:w10="urn:schemas-microsoft-com:office:word" xmlns:w="http://schemas.openxmlformats.org/wordprocessingml/2006/main" xmlns:w14="http://schemas.microsoft.com/office/word/2010/wordml" xmlns:w15="http://schemas.microsoft.com/office/word/2012/wordml" xmlns:w16cex="http://schemas.microsoft.com/office/word/2018/wordml/cex" xmlns:w16cid="http://schemas.microsoft.com/office/word/2016/wordml/cid" xmlns:w16="http://schemas.microsoft.com/office/word/2018/wordml" xmlns:w16du="http://schemas.microsoft.com/office/word/2023/wordml/word16du" xmlns:w16sdtdh="http://schemas.microsoft.com/office/word/2020/wordml/sdtdatahash" xmlns:w16sdtfl="http://schemas.microsoft.com/office/word/2024/wordml/sdtformatlock" xmlns:w16se="http://schemas.microsoft.com/office/word/2015/wordml/symex" xmlns:wpg="http://schemas.microsoft.com/office/word/2010/wordprocessingGroup" xmlns:wpi="http://schemas.microsoft.com/office/word/2010/wordprocessingInk" xmlns:wne="http://schemas.microsoft.com/office/word/2006/wordml" xmlns:wps="http://schemas.microsoft.com/office/word/2010/wordprocessingShape" mc:Ignorable="w14 w15 w16se w16cid w16 w16cex w16sdtdh w16sdtfl w16du wp14">
+  <w:p>
+    <w:pPr>
+      <w:pStyle w:val="a4"/>
       <w:jc w:val="right"/>
       <w:rPr>
+        <w:rFonts w:hint="eastAsia"/>
         <w:sz w:val="16"/>
         <w:lang w:val="en-US" w:eastAsia="ko-KR"/>
       </w:rPr>
@@ -5148,6 +5230,14 @@
       </w:rPr>
       <w:t xml:space="preserve"> 표준용역계약서_Ver.1</w:t>
     </w:r>
+    <w:r>
+      <w:rPr>
+        <w:rFonts w:hint="eastAsia"/>
+        <w:sz w:val="16"/>
+        <w:lang w:eastAsia="ko-KR"/>
+      </w:rPr>
+      <w:t>.1</w:t>
+    </w:r>
   </w:p>
   <w:p>
     <w:pPr>
@@ -5160,13 +5250,14 @@
 </w:hdr>
 </file>
 
-<file path=word/header2.xml><?xml version="1.0" encoding="utf-8"?>
+<file path=word/header3.xml><?xml version="1.0" encoding="utf-8"?>
 <w:hdr xmlns:wpc="http://schemas.microsoft.com/office/word/2010/wordprocessingCanvas" xmlns:cx="http://schemas.microsoft.com/office/drawing/2014/chartex" xmlns:cx1="http://schemas.microsoft.com/office/drawing/2015/9/8/chartex" xmlns:cx2="http://schemas.microsoft.com/office/drawing/2015/10/21/chartex" xmlns:cx3="http://schemas.microsoft.com/office/drawing/2016/5/9/chartex" xmlns:cx4="http://schemas.microsoft.com/office/drawing/2016/5/10/chartex" xmlns:cx5="http://schemas.microsoft.com/office/drawing/2016/5/11/chartex" xmlns:cx6="http://schemas.microsoft.com/office/drawing/2016/5/12/chartex" xmlns:cx7="http://schemas.microsoft.com/office/drawing/2016/5/13/chartex" xmlns:cx8="http://schemas.microsoft.com/office/drawing/2016/5/14/chartex" xmlns:mc="http://schemas.openxmlformats.org/markup-compatibility/2006" xmlns:aink="http://schemas.microsoft.com/office/drawing/2016/ink" xmlns:am3d="http://schemas.microsoft.com/office/drawing/2017/model3d" xmlns:o="urn:schemas-microsoft-com:office:office" xmlns:oel="http://schemas.microsoft.com/office/2019/extlst" xmlns:r="http://schemas.openxmlformats.org/officeDocument/2006/relationships" xmlns:m="http://schemas.openxmlformats.org/officeDocument/2006/math" xmlns:v="urn:schemas-microsoft-com:vml" xmlns:wp14="http://schemas.microsoft.com/office/word/2010/wordprocessingDrawing" xmlns:wp="http://schemas.openxmlformats.org/drawingml/2006/wordprocessingDrawing" xmlns:w10="urn:schemas-microsoft-com:office:word" xmlns:w="http://schemas.openxmlformats.org/wordprocessingml/2006/main" xmlns:w14="http://schemas.microsoft.com/office/word/2010/wordml" xmlns:w15="http://schemas.microsoft.com/office/word/2012/wordml" xmlns:w16cex="http://schemas.microsoft.com/office/word/2018/wordml/cex" xmlns:w16cid="http://schemas.microsoft.com/office/word/2016/wordml/cid" xmlns:w16="http://schemas.microsoft.com/office/word/2018/wordml" xmlns:w16du="http://schemas.microsoft.com/office/word/2023/wordml/word16du" xmlns:w16sdtdh="http://schemas.microsoft.com/office/word/2020/wordml/sdtdatahash" xmlns:w16sdtfl="http://schemas.microsoft.com/office/word/2024/wordml/sdtformatlock" xmlns:w16se="http://schemas.microsoft.com/office/word/2015/wordml/symex" xmlns:wpg="http://schemas.microsoft.com/office/word/2010/wordprocessingGroup" xmlns:wpi="http://schemas.microsoft.com/office/word/2010/wordprocessingInk" xmlns:wne="http://schemas.microsoft.com/office/word/2006/wordml" xmlns:wps="http://schemas.microsoft.com/office/word/2010/wordprocessingShape" mc:Ignorable="w14 w15 w16se w16cid w16 w16cex w16sdtdh w16sdtfl w16du wp14">
   <w:p>
     <w:pPr>
       <w:pStyle w:val="a4"/>
       <w:jc w:val="right"/>
       <w:rPr>
+        <w:rFonts w:hint="eastAsia"/>
         <w:sz w:val="16"/>
         <w:lang w:val="en-US"/>
       </w:rPr>
@@ -5215,6 +5306,14 @@
         <w:lang w:eastAsia="ko-KR"/>
       </w:rPr>
       <w:t>_Ver.1</w:t>
+    </w:r>
+    <w:r>
+      <w:rPr>
+        <w:rFonts w:hint="eastAsia"/>
+        <w:sz w:val="16"/>
+        <w:lang w:eastAsia="ko-KR"/>
+      </w:rPr>
+      <w:t>.1</w:t>
     </w:r>
   </w:p>
   <w:p>

--- a/template_corp_single.docx
+++ b/template_corp_single.docx
@@ -1889,7 +1889,23 @@
                 <w:sz w:val="18"/>
                 <w:szCs w:val="18"/>
               </w:rPr>
-              <w:t>{{ contract_period }}</w:t>
+              <w:t>{{ contract_</w:t>
+            </w:r>
+            <w:r>
+              <w:rPr>
+                <w:rFonts w:asciiTheme="minorEastAsia" w:eastAsiaTheme="minorEastAsia" w:hAnsiTheme="minorEastAsia" w:hint="eastAsia"/>
+                <w:sz w:val="18"/>
+                <w:szCs w:val="18"/>
+              </w:rPr>
+              <w:t>start</w:t>
+            </w:r>
+            <w:r>
+              <w:rPr>
+                <w:rFonts w:asciiTheme="minorEastAsia" w:eastAsiaTheme="minorEastAsia" w:hAnsiTheme="minorEastAsia"/>
+                <w:sz w:val="18"/>
+                <w:szCs w:val="18"/>
+              </w:rPr>
+              <w:t xml:space="preserve"> }}</w:t>
             </w:r>
             <w:r>
               <w:rPr>
@@ -5203,7 +5219,6 @@
       <w:pStyle w:val="a4"/>
       <w:jc w:val="right"/>
       <w:rPr>
-        <w:rFonts w:hint="eastAsia"/>
         <w:sz w:val="16"/>
         <w:lang w:val="en-US" w:eastAsia="ko-KR"/>
       </w:rPr>
@@ -5257,7 +5272,6 @@
       <w:pStyle w:val="a4"/>
       <w:jc w:val="right"/>
       <w:rPr>
-        <w:rFonts w:hint="eastAsia"/>
         <w:sz w:val="16"/>
         <w:lang w:val="en-US"/>
       </w:rPr>

--- a/template_corp_single.docx
+++ b/template_corp_single.docx
@@ -1,6 +1,6 @@
 
 <file path=word/document.xml><?xml version="1.0" encoding="utf-8"?>
-<w:document xmlns:wpc="http://schemas.microsoft.com/office/word/2010/wordprocessingCanvas" xmlns:cx="http://schemas.microsoft.com/office/drawing/2014/chartex" xmlns:cx1="http://schemas.microsoft.com/office/drawing/2015/9/8/chartex" xmlns:cx2="http://schemas.microsoft.com/office/drawing/2015/10/21/chartex" xmlns:cx3="http://schemas.microsoft.com/office/drawing/2016/5/9/chartex" xmlns:cx4="http://schemas.microsoft.com/office/drawing/2016/5/10/chartex" xmlns:cx5="http://schemas.microsoft.com/office/drawing/2016/5/11/chartex" xmlns:cx6="http://schemas.microsoft.com/office/drawing/2016/5/12/chartex" xmlns:cx7="http://schemas.microsoft.com/office/drawing/2016/5/13/chartex" xmlns:cx8="http://schemas.microsoft.com/office/drawing/2016/5/14/chartex" xmlns:mc="http://schemas.openxmlformats.org/markup-compatibility/2006" xmlns:aink="http://schemas.microsoft.com/office/drawing/2016/ink" xmlns:am3d="http://schemas.microsoft.com/office/drawing/2017/model3d" xmlns:o="urn:schemas-microsoft-com:office:office" xmlns:oel="http://schemas.microsoft.com/office/2019/extlst" xmlns:r="http://schemas.openxmlformats.org/officeDocument/2006/relationships" xmlns:m="http://schemas.openxmlformats.org/officeDocument/2006/math" xmlns:v="urn:schemas-microsoft-com:vml" xmlns:wp14="http://schemas.microsoft.com/office/word/2010/wordprocessingDrawing" xmlns:wp="http://schemas.openxmlformats.org/drawingml/2006/wordprocessingDrawing" xmlns:w10="urn:schemas-microsoft-com:office:word" xmlns:w="http://schemas.openxmlformats.org/wordprocessingml/2006/main" xmlns:w14="http://schemas.microsoft.com/office/word/2010/wordml" xmlns:w15="http://schemas.microsoft.com/office/word/2012/wordml" xmlns:w16cex="http://schemas.microsoft.com/office/word/2018/wordml/cex" xmlns:w16cid="http://schemas.microsoft.com/office/word/2016/wordml/cid" xmlns:w16="http://schemas.microsoft.com/office/word/2018/wordml" xmlns:w16du="http://schemas.microsoft.com/office/word/2023/wordml/word16du" xmlns:w16sdtdh="http://schemas.microsoft.com/office/word/2020/wordml/sdtdatahash" xmlns:w16sdtfl="http://schemas.microsoft.com/office/word/2024/wordml/sdtformatlock" xmlns:w16se="http://schemas.microsoft.com/office/word/2015/wordml/symex" xmlns:wpg="http://schemas.microsoft.com/office/word/2010/wordprocessingGroup" xmlns:wpi="http://schemas.microsoft.com/office/word/2010/wordprocessingInk" xmlns:wne="http://schemas.microsoft.com/office/word/2006/wordml" xmlns:wps="http://schemas.microsoft.com/office/word/2010/wordprocessingShape" mc:Ignorable="w14 w15 w16se w16cid w16 w16cex w16sdtdh w16sdtfl w16du wp14">
+<w:document xmlns:wpc="http://schemas.microsoft.com/office/word/2010/wordprocessingCanvas" xmlns:cx="http://schemas.microsoft.com/office/drawing/2014/chartex" xmlns:cx1="http://schemas.microsoft.com/office/drawing/2015/9/8/chartex" xmlns:cx2="http://schemas.microsoft.com/office/drawing/2015/10/21/chartex" xmlns:cx3="http://schemas.microsoft.com/office/drawing/2016/5/9/chartex" xmlns:cx4="http://schemas.microsoft.com/office/drawing/2016/5/10/chartex" xmlns:cx5="http://schemas.microsoft.com/office/drawing/2016/5/11/chartex" xmlns:cx6="http://schemas.microsoft.com/office/drawing/2016/5/12/chartex" xmlns:cx7="http://schemas.microsoft.com/office/drawing/2016/5/13/chartex" xmlns:cx8="http://schemas.microsoft.com/office/drawing/2016/5/14/chartex" xmlns:mc="http://schemas.openxmlformats.org/markup-compatibility/2006" xmlns:aink="http://schemas.microsoft.com/office/drawing/2016/ink" xmlns:am3d="http://schemas.microsoft.com/office/drawing/2017/model3d" xmlns:o="urn:schemas-microsoft-com:office:office" xmlns:oel="http://schemas.microsoft.com/office/2019/extlst" xmlns:r="http://schemas.openxmlformats.org/officeDocument/2006/relationships" xmlns:m="http://schemas.openxmlformats.org/officeDocument/2006/math" xmlns:v="urn:schemas-microsoft-com:vml" xmlns:wp14="http://schemas.microsoft.com/office/word/2010/wordprocessingDrawing" xmlns:wp="http://schemas.openxmlformats.org/drawingml/2006/wordprocessingDrawing" xmlns:w10="urn:schemas-microsoft-com:office:word" xmlns:w="http://schemas.openxmlformats.org/wordprocessingml/2006/main" xmlns:w14="http://schemas.microsoft.com/office/word/2010/wordml" xmlns:w15="http://schemas.microsoft.com/office/word/2012/wordml" xmlns:w16cei="http://schemas.microsoft.com/office/word/2026/wordml/cei" xmlns:w16cex="http://schemas.microsoft.com/office/word/2018/wordml/cex" xmlns:w16cid="http://schemas.microsoft.com/office/word/2016/wordml/cid" xmlns:w16="http://schemas.microsoft.com/office/word/2018/wordml" xmlns:w16du="http://schemas.microsoft.com/office/word/2023/wordml/word16du" xmlns:w16sdtdh="http://schemas.microsoft.com/office/word/2020/wordml/sdtdatahash" xmlns:w16sdtfl="http://schemas.microsoft.com/office/word/2024/wordml/sdtformatlock" xmlns:w16se="http://schemas.microsoft.com/office/word/2015/wordml/symex" xmlns:wpg="http://schemas.microsoft.com/office/word/2010/wordprocessingGroup" xmlns:wpi="http://schemas.microsoft.com/office/word/2010/wordprocessingInk" xmlns:wne="http://schemas.microsoft.com/office/word/2006/wordml" xmlns:wps="http://schemas.microsoft.com/office/word/2010/wordprocessingShape" mc:Ignorable="w14 w15 w16se w16cid w16 w16cex w16sdtdh w16sdtfl w16du wp14">
   <w:body>
     <w:tbl>
       <w:tblPr>
@@ -1551,7 +1551,16 @@
                     </w:rPr>
                   </w:pPr>
                   <w:r>
-                    <w:t>{{ prepay_percentage }}</w:t>
+                    <w:t>{{ prepay_</w:t>
+                  </w:r>
+                  <w:r>
+                    <w:rPr>
+                      <w:rFonts w:hint="eastAsia"/>
+                    </w:rPr>
+                    <w:t>rate</w:t>
+                  </w:r>
+                  <w:r>
+                    <w:t xml:space="preserve"> }}</w:t>
                   </w:r>
                   <w:r>
                     <w:rPr>
@@ -1725,6 +1734,7 @@
                     <w:autoSpaceDE/>
                     <w:autoSpaceDN/>
                     <w:snapToGrid w:val="0"/>
+                    <w:ind w:right="100"/>
                     <w:jc w:val="right"/>
                     <w:rPr>
                       <w:rFonts w:asciiTheme="minorEastAsia" w:eastAsiaTheme="minorEastAsia" w:hAnsiTheme="minorEastAsia" w:cs="굴림"/>
@@ -1734,7 +1744,16 @@
                     </w:rPr>
                   </w:pPr>
                   <w:r>
-                    <w:t>{{ balance_percentage }}</w:t>
+                    <w:t>{{ balance_</w:t>
+                  </w:r>
+                  <w:r>
+                    <w:rPr>
+                      <w:rFonts w:hint="eastAsia"/>
+                    </w:rPr>
+                    <w:t>rate</w:t>
+                  </w:r>
+                  <w:r>
+                    <w:t xml:space="preserve"> }}</w:t>
                   </w:r>
                   <w:r>
                     <w:rPr>
@@ -4988,12 +5007,9 @@
       </w:pPr>
     </w:p>
     <w:sectPr>
-      <w:headerReference w:type="even" r:id="rId12"/>
-      <w:headerReference w:type="default" r:id="rId13"/>
-      <w:footerReference w:type="even" r:id="rId14"/>
-      <w:footerReference w:type="default" r:id="rId15"/>
-      <w:headerReference w:type="first" r:id="rId16"/>
-      <w:footerReference w:type="first" r:id="rId17"/>
+      <w:headerReference w:type="default" r:id="rId12"/>
+      <w:footerReference w:type="default" r:id="rId13"/>
+      <w:headerReference w:type="first" r:id="rId14"/>
       <w:pgSz w:w="11906" w:h="16838"/>
       <w:pgMar w:top="1559" w:right="1418" w:bottom="1361" w:left="1418" w:header="851" w:footer="680" w:gutter="0"/>
       <w:cols w:space="425"/>
@@ -5004,7 +5020,7 @@
 </file>
 
 <file path=word/comments.xml><?xml version="1.0" encoding="utf-8"?>
-<w:comments xmlns:wpc="http://schemas.microsoft.com/office/word/2010/wordprocessingCanvas" xmlns:cx="http://schemas.microsoft.com/office/drawing/2014/chartex" xmlns:cx1="http://schemas.microsoft.com/office/drawing/2015/9/8/chartex" xmlns:cx2="http://schemas.microsoft.com/office/drawing/2015/10/21/chartex" xmlns:cx3="http://schemas.microsoft.com/office/drawing/2016/5/9/chartex" xmlns:cx4="http://schemas.microsoft.com/office/drawing/2016/5/10/chartex" xmlns:cx5="http://schemas.microsoft.com/office/drawing/2016/5/11/chartex" xmlns:cx6="http://schemas.microsoft.com/office/drawing/2016/5/12/chartex" xmlns:cx7="http://schemas.microsoft.com/office/drawing/2016/5/13/chartex" xmlns:cx8="http://schemas.microsoft.com/office/drawing/2016/5/14/chartex" xmlns:mc="http://schemas.openxmlformats.org/markup-compatibility/2006" xmlns:aink="http://schemas.microsoft.com/office/drawing/2016/ink" xmlns:am3d="http://schemas.microsoft.com/office/drawing/2017/model3d" xmlns:o="urn:schemas-microsoft-com:office:office" xmlns:oel="http://schemas.microsoft.com/office/2019/extlst" xmlns:r="http://schemas.openxmlformats.org/officeDocument/2006/relationships" xmlns:m="http://schemas.openxmlformats.org/officeDocument/2006/math" xmlns:v="urn:schemas-microsoft-com:vml" xmlns:wp14="http://schemas.microsoft.com/office/word/2010/wordprocessingDrawing" xmlns:wp="http://schemas.openxmlformats.org/drawingml/2006/wordprocessingDrawing" xmlns:w10="urn:schemas-microsoft-com:office:word" xmlns:w="http://schemas.openxmlformats.org/wordprocessingml/2006/main" xmlns:w14="http://schemas.microsoft.com/office/word/2010/wordml" xmlns:w15="http://schemas.microsoft.com/office/word/2012/wordml" xmlns:w16cex="http://schemas.microsoft.com/office/word/2018/wordml/cex" xmlns:w16cid="http://schemas.microsoft.com/office/word/2016/wordml/cid" xmlns:w16="http://schemas.microsoft.com/office/word/2018/wordml" xmlns:w16du="http://schemas.microsoft.com/office/word/2023/wordml/word16du" xmlns:w16sdtdh="http://schemas.microsoft.com/office/word/2020/wordml/sdtdatahash" xmlns:w16sdtfl="http://schemas.microsoft.com/office/word/2024/wordml/sdtformatlock" xmlns:w16se="http://schemas.microsoft.com/office/word/2015/wordml/symex" xmlns:wpg="http://schemas.microsoft.com/office/word/2010/wordprocessingGroup" xmlns:wpi="http://schemas.microsoft.com/office/word/2010/wordprocessingInk" xmlns:wne="http://schemas.microsoft.com/office/word/2006/wordml" xmlns:wps="http://schemas.microsoft.com/office/word/2010/wordprocessingShape" mc:Ignorable="w14 w15 w16se w16cid w16 w16cex w16sdtdh w16sdtfl w16du wp14">
+<w:comments xmlns:wpc="http://schemas.microsoft.com/office/word/2010/wordprocessingCanvas" xmlns:cx="http://schemas.microsoft.com/office/drawing/2014/chartex" xmlns:cx1="http://schemas.microsoft.com/office/drawing/2015/9/8/chartex" xmlns:cx2="http://schemas.microsoft.com/office/drawing/2015/10/21/chartex" xmlns:cx3="http://schemas.microsoft.com/office/drawing/2016/5/9/chartex" xmlns:cx4="http://schemas.microsoft.com/office/drawing/2016/5/10/chartex" xmlns:cx5="http://schemas.microsoft.com/office/drawing/2016/5/11/chartex" xmlns:cx6="http://schemas.microsoft.com/office/drawing/2016/5/12/chartex" xmlns:cx7="http://schemas.microsoft.com/office/drawing/2016/5/13/chartex" xmlns:cx8="http://schemas.microsoft.com/office/drawing/2016/5/14/chartex" xmlns:mc="http://schemas.openxmlformats.org/markup-compatibility/2006" xmlns:aink="http://schemas.microsoft.com/office/drawing/2016/ink" xmlns:am3d="http://schemas.microsoft.com/office/drawing/2017/model3d" xmlns:o="urn:schemas-microsoft-com:office:office" xmlns:oel="http://schemas.microsoft.com/office/2019/extlst" xmlns:r="http://schemas.openxmlformats.org/officeDocument/2006/relationships" xmlns:m="http://schemas.openxmlformats.org/officeDocument/2006/math" xmlns:v="urn:schemas-microsoft-com:vml" xmlns:wp14="http://schemas.microsoft.com/office/word/2010/wordprocessingDrawing" xmlns:wp="http://schemas.openxmlformats.org/drawingml/2006/wordprocessingDrawing" xmlns:w10="urn:schemas-microsoft-com:office:word" xmlns:w="http://schemas.openxmlformats.org/wordprocessingml/2006/main" xmlns:w14="http://schemas.microsoft.com/office/word/2010/wordml" xmlns:w15="http://schemas.microsoft.com/office/word/2012/wordml" xmlns:w16cei="http://schemas.microsoft.com/office/word/2026/wordml/cei" xmlns:w16cex="http://schemas.microsoft.com/office/word/2018/wordml/cex" xmlns:w16cid="http://schemas.microsoft.com/office/word/2016/wordml/cid" xmlns:w16="http://schemas.microsoft.com/office/word/2018/wordml" xmlns:w16du="http://schemas.microsoft.com/office/word/2023/wordml/word16du" xmlns:w16sdtdh="http://schemas.microsoft.com/office/word/2020/wordml/sdtdatahash" xmlns:w16sdtfl="http://schemas.microsoft.com/office/word/2024/wordml/sdtformatlock" xmlns:w16se="http://schemas.microsoft.com/office/word/2015/wordml/symex" xmlns:wpg="http://schemas.microsoft.com/office/word/2010/wordprocessingGroup" xmlns:wpi="http://schemas.microsoft.com/office/word/2010/wordprocessingInk" xmlns:wne="http://schemas.microsoft.com/office/word/2006/wordml" xmlns:wps="http://schemas.microsoft.com/office/word/2010/wordprocessingShape" mc:Ignorable="w14 w15 w16se w16cid w16 w16cex w16sdtdh w16sdtfl w16du wp14">
   <w:comment w:id="1" w:author="김효정" w:date="2025-12-17T12:28:00Z" w:initials="효김">
     <w:p>
       <w:pPr>
@@ -5073,7 +5089,7 @@
 </file>
 
 <file path=word/commentsExtended.xml><?xml version="1.0" encoding="utf-8"?>
-<w15:commentsEx xmlns:wpc="http://schemas.microsoft.com/office/word/2010/wordprocessingCanvas" xmlns:cx="http://schemas.microsoft.com/office/drawing/2014/chartex" xmlns:cx1="http://schemas.microsoft.com/office/drawing/2015/9/8/chartex" xmlns:cx2="http://schemas.microsoft.com/office/drawing/2015/10/21/chartex" xmlns:cx3="http://schemas.microsoft.com/office/drawing/2016/5/9/chartex" xmlns:cx4="http://schemas.microsoft.com/office/drawing/2016/5/10/chartex" xmlns:cx5="http://schemas.microsoft.com/office/drawing/2016/5/11/chartex" xmlns:cx6="http://schemas.microsoft.com/office/drawing/2016/5/12/chartex" xmlns:cx7="http://schemas.microsoft.com/office/drawing/2016/5/13/chartex" xmlns:cx8="http://schemas.microsoft.com/office/drawing/2016/5/14/chartex" xmlns:mc="http://schemas.openxmlformats.org/markup-compatibility/2006" xmlns:aink="http://schemas.microsoft.com/office/drawing/2016/ink" xmlns:am3d="http://schemas.microsoft.com/office/drawing/2017/model3d" xmlns:o="urn:schemas-microsoft-com:office:office" xmlns:oel="http://schemas.microsoft.com/office/2019/extlst" xmlns:r="http://schemas.openxmlformats.org/officeDocument/2006/relationships" xmlns:m="http://schemas.openxmlformats.org/officeDocument/2006/math" xmlns:v="urn:schemas-microsoft-com:vml" xmlns:wp14="http://schemas.microsoft.com/office/word/2010/wordprocessingDrawing" xmlns:wp="http://schemas.openxmlformats.org/drawingml/2006/wordprocessingDrawing" xmlns:w10="urn:schemas-microsoft-com:office:word" xmlns:w="http://schemas.openxmlformats.org/wordprocessingml/2006/main" xmlns:w14="http://schemas.microsoft.com/office/word/2010/wordml" xmlns:w15="http://schemas.microsoft.com/office/word/2012/wordml" xmlns:w16cex="http://schemas.microsoft.com/office/word/2018/wordml/cex" xmlns:w16cid="http://schemas.microsoft.com/office/word/2016/wordml/cid" xmlns:w16="http://schemas.microsoft.com/office/word/2018/wordml" xmlns:w16du="http://schemas.microsoft.com/office/word/2023/wordml/word16du" xmlns:w16sdtdh="http://schemas.microsoft.com/office/word/2020/wordml/sdtdatahash" xmlns:w16sdtfl="http://schemas.microsoft.com/office/word/2024/wordml/sdtformatlock" xmlns:w16se="http://schemas.microsoft.com/office/word/2015/wordml/symex" xmlns:wpg="http://schemas.microsoft.com/office/word/2010/wordprocessingGroup" xmlns:wpi="http://schemas.microsoft.com/office/word/2010/wordprocessingInk" xmlns:wne="http://schemas.microsoft.com/office/word/2006/wordml" xmlns:wps="http://schemas.microsoft.com/office/word/2010/wordprocessingShape" mc:Ignorable="w14 w15 w16se w16cid w16 w16cex w16sdtdh w16sdtfl w16du wp14">
+<w15:commentsEx xmlns:wpc="http://schemas.microsoft.com/office/word/2010/wordprocessingCanvas" xmlns:cx="http://schemas.microsoft.com/office/drawing/2014/chartex" xmlns:cx1="http://schemas.microsoft.com/office/drawing/2015/9/8/chartex" xmlns:cx2="http://schemas.microsoft.com/office/drawing/2015/10/21/chartex" xmlns:cx3="http://schemas.microsoft.com/office/drawing/2016/5/9/chartex" xmlns:cx4="http://schemas.microsoft.com/office/drawing/2016/5/10/chartex" xmlns:cx5="http://schemas.microsoft.com/office/drawing/2016/5/11/chartex" xmlns:cx6="http://schemas.microsoft.com/office/drawing/2016/5/12/chartex" xmlns:cx7="http://schemas.microsoft.com/office/drawing/2016/5/13/chartex" xmlns:cx8="http://schemas.microsoft.com/office/drawing/2016/5/14/chartex" xmlns:mc="http://schemas.openxmlformats.org/markup-compatibility/2006" xmlns:aink="http://schemas.microsoft.com/office/drawing/2016/ink" xmlns:am3d="http://schemas.microsoft.com/office/drawing/2017/model3d" xmlns:o="urn:schemas-microsoft-com:office:office" xmlns:oel="http://schemas.microsoft.com/office/2019/extlst" xmlns:r="http://schemas.openxmlformats.org/officeDocument/2006/relationships" xmlns:m="http://schemas.openxmlformats.org/officeDocument/2006/math" xmlns:v="urn:schemas-microsoft-com:vml" xmlns:wp14="http://schemas.microsoft.com/office/word/2010/wordprocessingDrawing" xmlns:wp="http://schemas.openxmlformats.org/drawingml/2006/wordprocessingDrawing" xmlns:w10="urn:schemas-microsoft-com:office:word" xmlns:w="http://schemas.openxmlformats.org/wordprocessingml/2006/main" xmlns:w14="http://schemas.microsoft.com/office/word/2010/wordml" xmlns:w15="http://schemas.microsoft.com/office/word/2012/wordml" xmlns:w16cei="http://schemas.microsoft.com/office/word/2026/wordml/cei" xmlns:w16cex="http://schemas.microsoft.com/office/word/2018/wordml/cex" xmlns:w16cid="http://schemas.microsoft.com/office/word/2016/wordml/cid" xmlns:w16="http://schemas.microsoft.com/office/word/2018/wordml" xmlns:w16du="http://schemas.microsoft.com/office/word/2023/wordml/word16du" xmlns:w16sdtdh="http://schemas.microsoft.com/office/word/2020/wordml/sdtdatahash" xmlns:w16sdtfl="http://schemas.microsoft.com/office/word/2024/wordml/sdtformatlock" xmlns:w16se="http://schemas.microsoft.com/office/word/2015/wordml/symex" xmlns:wpg="http://schemas.microsoft.com/office/word/2010/wordprocessingGroup" xmlns:wpi="http://schemas.microsoft.com/office/word/2010/wordprocessingInk" xmlns:wne="http://schemas.microsoft.com/office/word/2006/wordml" xmlns:wps="http://schemas.microsoft.com/office/word/2010/wordprocessingShape" mc:Ignorable="w14 w15 w16se w16cid w16 w16cex w16sdtdh w16sdtfl w16du wp14">
   <w15:commentEx w15:paraId="0A07CC74" w15:done="0"/>
   <w15:commentEx w15:paraId="0E7E1D82" w15:done="0"/>
   <w15:commentEx w15:paraId="6F04E3CA" w15:done="0"/>
@@ -5082,7 +5098,7 @@
 </file>
 
 <file path=word/commentsExtensible.xml><?xml version="1.0" encoding="utf-8"?>
-<w16cex:commentsExtensible xmlns:wpc="http://schemas.microsoft.com/office/word/2010/wordprocessingCanvas" xmlns:cx="http://schemas.microsoft.com/office/drawing/2014/chartex" xmlns:cx1="http://schemas.microsoft.com/office/drawing/2015/9/8/chartex" xmlns:cx2="http://schemas.microsoft.com/office/drawing/2015/10/21/chartex" xmlns:cx3="http://schemas.microsoft.com/office/drawing/2016/5/9/chartex" xmlns:cx4="http://schemas.microsoft.com/office/drawing/2016/5/10/chartex" xmlns:cx5="http://schemas.microsoft.com/office/drawing/2016/5/11/chartex" xmlns:cx6="http://schemas.microsoft.com/office/drawing/2016/5/12/chartex" xmlns:cx7="http://schemas.microsoft.com/office/drawing/2016/5/13/chartex" xmlns:cx8="http://schemas.microsoft.com/office/drawing/2016/5/14/chartex" xmlns:cr="http://schemas.microsoft.com/office/comments/2020/reactions" xmlns:mc="http://schemas.openxmlformats.org/markup-compatibility/2006" xmlns:aink="http://schemas.microsoft.com/office/drawing/2016/ink" xmlns:am3d="http://schemas.microsoft.com/office/drawing/2017/model3d" xmlns:o="urn:schemas-microsoft-com:office:office" xmlns:oel="http://schemas.microsoft.com/office/2019/extlst" xmlns:r="http://schemas.openxmlformats.org/officeDocument/2006/relationships" xmlns:m="http://schemas.openxmlformats.org/officeDocument/2006/math" xmlns:v="urn:schemas-microsoft-com:vml" xmlns:wp14="http://schemas.microsoft.com/office/word/2010/wordprocessingDrawing" xmlns:wp="http://schemas.openxmlformats.org/drawingml/2006/wordprocessingDrawing" xmlns:w10="urn:schemas-microsoft-com:office:word" xmlns:w="http://schemas.openxmlformats.org/wordprocessingml/2006/main" xmlns:w14="http://schemas.microsoft.com/office/word/2010/wordml" xmlns:w15="http://schemas.microsoft.com/office/word/2012/wordml" xmlns:w16cex="http://schemas.microsoft.com/office/word/2018/wordml/cex" xmlns:w16cid="http://schemas.microsoft.com/office/word/2016/wordml/cid" xmlns:w16="http://schemas.microsoft.com/office/word/2018/wordml" xmlns:w16du="http://schemas.microsoft.com/office/word/2023/wordml/word16du" xmlns:w16sdtdh="http://schemas.microsoft.com/office/word/2020/wordml/sdtdatahash" xmlns:w16sdtfl="http://schemas.microsoft.com/office/word/2024/wordml/sdtformatlock" xmlns:w16se="http://schemas.microsoft.com/office/word/2015/wordml/symex" xmlns:wpg="http://schemas.microsoft.com/office/word/2010/wordprocessingGroup" xmlns:wpi="http://schemas.microsoft.com/office/word/2010/wordprocessingInk" xmlns:wne="http://schemas.microsoft.com/office/word/2006/wordml" xmlns:wps="http://schemas.microsoft.com/office/word/2010/wordprocessingShape" mc:Ignorable="w14 w15 w16se w16cid w16 w16cex w16sdtdh w16sdtfl cr w16du wp14">
+<w16cex:commentsExtensible xmlns:wpc="http://schemas.microsoft.com/office/word/2010/wordprocessingCanvas" xmlns:cx="http://schemas.microsoft.com/office/drawing/2014/chartex" xmlns:cx1="http://schemas.microsoft.com/office/drawing/2015/9/8/chartex" xmlns:cx2="http://schemas.microsoft.com/office/drawing/2015/10/21/chartex" xmlns:cx3="http://schemas.microsoft.com/office/drawing/2016/5/9/chartex" xmlns:cx4="http://schemas.microsoft.com/office/drawing/2016/5/10/chartex" xmlns:cx5="http://schemas.microsoft.com/office/drawing/2016/5/11/chartex" xmlns:cx6="http://schemas.microsoft.com/office/drawing/2016/5/12/chartex" xmlns:cx7="http://schemas.microsoft.com/office/drawing/2016/5/13/chartex" xmlns:cx8="http://schemas.microsoft.com/office/drawing/2016/5/14/chartex" xmlns:cr="http://schemas.microsoft.com/office/comments/2020/reactions" xmlns:mc="http://schemas.openxmlformats.org/markup-compatibility/2006" xmlns:aink="http://schemas.microsoft.com/office/drawing/2016/ink" xmlns:am3d="http://schemas.microsoft.com/office/drawing/2017/model3d" xmlns:o="urn:schemas-microsoft-com:office:office" xmlns:oel="http://schemas.microsoft.com/office/2019/extlst" xmlns:r="http://schemas.openxmlformats.org/officeDocument/2006/relationships" xmlns:m="http://schemas.openxmlformats.org/officeDocument/2006/math" xmlns:v="urn:schemas-microsoft-com:vml" xmlns:wp14="http://schemas.microsoft.com/office/word/2010/wordprocessingDrawing" xmlns:wp="http://schemas.openxmlformats.org/drawingml/2006/wordprocessingDrawing" xmlns:w10="urn:schemas-microsoft-com:office:word" xmlns:w="http://schemas.openxmlformats.org/wordprocessingml/2006/main" xmlns:w14="http://schemas.microsoft.com/office/word/2010/wordml" xmlns:w15="http://schemas.microsoft.com/office/word/2012/wordml" xmlns:w16cei="http://schemas.microsoft.com/office/word/2026/wordml/cei" xmlns:w16cex="http://schemas.microsoft.com/office/word/2018/wordml/cex" xmlns:w16cid="http://schemas.microsoft.com/office/word/2016/wordml/cid" xmlns:w16="http://schemas.microsoft.com/office/word/2018/wordml" xmlns:w16du="http://schemas.microsoft.com/office/word/2023/wordml/word16du" xmlns:w16sdtdh="http://schemas.microsoft.com/office/word/2020/wordml/sdtdatahash" xmlns:w16sdtfl="http://schemas.microsoft.com/office/word/2024/wordml/sdtformatlock" xmlns:w16se="http://schemas.microsoft.com/office/word/2015/wordml/symex" xmlns:wpg="http://schemas.microsoft.com/office/word/2010/wordprocessingGroup" xmlns:wpi="http://schemas.microsoft.com/office/word/2010/wordprocessingInk" xmlns:wne="http://schemas.microsoft.com/office/word/2006/wordml" xmlns:wps="http://schemas.microsoft.com/office/word/2010/wordprocessingShape" mc:Ignorable="w14 w15 w16se w16cid w16 w16cex w16sdtdh w16sdtfl cr w16du wp14">
   <w16cex:commentExtensible w16cex:durableId="6D9218E5" w16cex:dateUtc="2025-12-17T03:28:00Z"/>
   <w16cex:commentExtensible w16cex:durableId="6A4F31D3" w16cex:dateUtc="2025-12-17T03:31:00Z"/>
   <w16cex:commentExtensible w16cex:durableId="417D1F18" w16cex:dateUtc="2025-12-17T03:33:00Z"/>
@@ -5091,7 +5107,7 @@
 </file>
 
 <file path=word/commentsIds.xml><?xml version="1.0" encoding="utf-8"?>
-<w16cid:commentsIds xmlns:wpc="http://schemas.microsoft.com/office/word/2010/wordprocessingCanvas" xmlns:cx="http://schemas.microsoft.com/office/drawing/2014/chartex" xmlns:cx1="http://schemas.microsoft.com/office/drawing/2015/9/8/chartex" xmlns:cx2="http://schemas.microsoft.com/office/drawing/2015/10/21/chartex" xmlns:cx3="http://schemas.microsoft.com/office/drawing/2016/5/9/chartex" xmlns:cx4="http://schemas.microsoft.com/office/drawing/2016/5/10/chartex" xmlns:cx5="http://schemas.microsoft.com/office/drawing/2016/5/11/chartex" xmlns:cx6="http://schemas.microsoft.com/office/drawing/2016/5/12/chartex" xmlns:cx7="http://schemas.microsoft.com/office/drawing/2016/5/13/chartex" xmlns:cx8="http://schemas.microsoft.com/office/drawing/2016/5/14/chartex" xmlns:mc="http://schemas.openxmlformats.org/markup-compatibility/2006" xmlns:aink="http://schemas.microsoft.com/office/drawing/2016/ink" xmlns:am3d="http://schemas.microsoft.com/office/drawing/2017/model3d" xmlns:o="urn:schemas-microsoft-com:office:office" xmlns:oel="http://schemas.microsoft.com/office/2019/extlst" xmlns:r="http://schemas.openxmlformats.org/officeDocument/2006/relationships" xmlns:m="http://schemas.openxmlformats.org/officeDocument/2006/math" xmlns:v="urn:schemas-microsoft-com:vml" xmlns:wp14="http://schemas.microsoft.com/office/word/2010/wordprocessingDrawing" xmlns:wp="http://schemas.openxmlformats.org/drawingml/2006/wordprocessingDrawing" xmlns:w10="urn:schemas-microsoft-com:office:word" xmlns:w="http://schemas.openxmlformats.org/wordprocessingml/2006/main" xmlns:w14="http://schemas.microsoft.com/office/word/2010/wordml" xmlns:w15="http://schemas.microsoft.com/office/word/2012/wordml" xmlns:w16cex="http://schemas.microsoft.com/office/word/2018/wordml/cex" xmlns:w16cid="http://schemas.microsoft.com/office/word/2016/wordml/cid" xmlns:w16="http://schemas.microsoft.com/office/word/2018/wordml" xmlns:w16du="http://schemas.microsoft.com/office/word/2023/wordml/word16du" xmlns:w16sdtdh="http://schemas.microsoft.com/office/word/2020/wordml/sdtdatahash" xmlns:w16sdtfl="http://schemas.microsoft.com/office/word/2024/wordml/sdtformatlock" xmlns:w16se="http://schemas.microsoft.com/office/word/2015/wordml/symex" xmlns:wpg="http://schemas.microsoft.com/office/word/2010/wordprocessingGroup" xmlns:wpi="http://schemas.microsoft.com/office/word/2010/wordprocessingInk" xmlns:wne="http://schemas.microsoft.com/office/word/2006/wordml" xmlns:wps="http://schemas.microsoft.com/office/word/2010/wordprocessingShape" mc:Ignorable="w14 w15 w16se w16cid w16 w16cex w16sdtdh w16sdtfl w16du wp14">
+<w16cid:commentsIds xmlns:wpc="http://schemas.microsoft.com/office/word/2010/wordprocessingCanvas" xmlns:cx="http://schemas.microsoft.com/office/drawing/2014/chartex" xmlns:cx1="http://schemas.microsoft.com/office/drawing/2015/9/8/chartex" xmlns:cx2="http://schemas.microsoft.com/office/drawing/2015/10/21/chartex" xmlns:cx3="http://schemas.microsoft.com/office/drawing/2016/5/9/chartex" xmlns:cx4="http://schemas.microsoft.com/office/drawing/2016/5/10/chartex" xmlns:cx5="http://schemas.microsoft.com/office/drawing/2016/5/11/chartex" xmlns:cx6="http://schemas.microsoft.com/office/drawing/2016/5/12/chartex" xmlns:cx7="http://schemas.microsoft.com/office/drawing/2016/5/13/chartex" xmlns:cx8="http://schemas.microsoft.com/office/drawing/2016/5/14/chartex" xmlns:mc="http://schemas.openxmlformats.org/markup-compatibility/2006" xmlns:aink="http://schemas.microsoft.com/office/drawing/2016/ink" xmlns:am3d="http://schemas.microsoft.com/office/drawing/2017/model3d" xmlns:o="urn:schemas-microsoft-com:office:office" xmlns:oel="http://schemas.microsoft.com/office/2019/extlst" xmlns:r="http://schemas.openxmlformats.org/officeDocument/2006/relationships" xmlns:m="http://schemas.openxmlformats.org/officeDocument/2006/math" xmlns:v="urn:schemas-microsoft-com:vml" xmlns:wp14="http://schemas.microsoft.com/office/word/2010/wordprocessingDrawing" xmlns:wp="http://schemas.openxmlformats.org/drawingml/2006/wordprocessingDrawing" xmlns:w10="urn:schemas-microsoft-com:office:word" xmlns:w="http://schemas.openxmlformats.org/wordprocessingml/2006/main" xmlns:w14="http://schemas.microsoft.com/office/word/2010/wordml" xmlns:w15="http://schemas.microsoft.com/office/word/2012/wordml" xmlns:w16cei="http://schemas.microsoft.com/office/word/2026/wordml/cei" xmlns:w16cex="http://schemas.microsoft.com/office/word/2018/wordml/cex" xmlns:w16cid="http://schemas.microsoft.com/office/word/2016/wordml/cid" xmlns:w16="http://schemas.microsoft.com/office/word/2018/wordml" xmlns:w16du="http://schemas.microsoft.com/office/word/2023/wordml/word16du" xmlns:w16sdtdh="http://schemas.microsoft.com/office/word/2020/wordml/sdtdatahash" xmlns:w16sdtfl="http://schemas.microsoft.com/office/word/2024/wordml/sdtformatlock" xmlns:w16se="http://schemas.microsoft.com/office/word/2015/wordml/symex" xmlns:wpg="http://schemas.microsoft.com/office/word/2010/wordprocessingGroup" xmlns:wpi="http://schemas.microsoft.com/office/word/2010/wordprocessingInk" xmlns:wne="http://schemas.microsoft.com/office/word/2006/wordml" xmlns:wps="http://schemas.microsoft.com/office/word/2010/wordprocessingShape" mc:Ignorable="w14 w15 w16se w16cid w16 w16cex w16sdtdh w16sdtfl w16du wp14">
   <w16cid:commentId w16cid:paraId="0A07CC74" w16cid:durableId="6D9218E5"/>
   <w16cid:commentId w16cid:paraId="0E7E1D82" w16cid:durableId="6A4F31D3"/>
   <w16cid:commentId w16cid:paraId="6F04E3CA" w16cid:durableId="417D1F18"/>
@@ -5100,7 +5116,7 @@
 </file>
 
 <file path=word/endnotes.xml><?xml version="1.0" encoding="utf-8"?>
-<w:endnotes xmlns:wpc="http://schemas.microsoft.com/office/word/2010/wordprocessingCanvas" xmlns:cx="http://schemas.microsoft.com/office/drawing/2014/chartex" xmlns:cx1="http://schemas.microsoft.com/office/drawing/2015/9/8/chartex" xmlns:cx2="http://schemas.microsoft.com/office/drawing/2015/10/21/chartex" xmlns:cx3="http://schemas.microsoft.com/office/drawing/2016/5/9/chartex" xmlns:cx4="http://schemas.microsoft.com/office/drawing/2016/5/10/chartex" xmlns:cx5="http://schemas.microsoft.com/office/drawing/2016/5/11/chartex" xmlns:cx6="http://schemas.microsoft.com/office/drawing/2016/5/12/chartex" xmlns:cx7="http://schemas.microsoft.com/office/drawing/2016/5/13/chartex" xmlns:cx8="http://schemas.microsoft.com/office/drawing/2016/5/14/chartex" xmlns:mc="http://schemas.openxmlformats.org/markup-compatibility/2006" xmlns:aink="http://schemas.microsoft.com/office/drawing/2016/ink" xmlns:am3d="http://schemas.microsoft.com/office/drawing/2017/model3d" xmlns:o="urn:schemas-microsoft-com:office:office" xmlns:oel="http://schemas.microsoft.com/office/2019/extlst" xmlns:r="http://schemas.openxmlformats.org/officeDocument/2006/relationships" xmlns:m="http://schemas.openxmlformats.org/officeDocument/2006/math" xmlns:v="urn:schemas-microsoft-com:vml" xmlns:wp14="http://schemas.microsoft.com/office/word/2010/wordprocessingDrawing" xmlns:wp="http://schemas.openxmlformats.org/drawingml/2006/wordprocessingDrawing" xmlns:w10="urn:schemas-microsoft-com:office:word" xmlns:w="http://schemas.openxmlformats.org/wordprocessingml/2006/main" xmlns:w14="http://schemas.microsoft.com/office/word/2010/wordml" xmlns:w15="http://schemas.microsoft.com/office/word/2012/wordml" xmlns:w16cex="http://schemas.microsoft.com/office/word/2018/wordml/cex" xmlns:w16cid="http://schemas.microsoft.com/office/word/2016/wordml/cid" xmlns:w16="http://schemas.microsoft.com/office/word/2018/wordml" xmlns:w16du="http://schemas.microsoft.com/office/word/2023/wordml/word16du" xmlns:w16sdtdh="http://schemas.microsoft.com/office/word/2020/wordml/sdtdatahash" xmlns:w16sdtfl="http://schemas.microsoft.com/office/word/2024/wordml/sdtformatlock" xmlns:w16se="http://schemas.microsoft.com/office/word/2015/wordml/symex" xmlns:wpg="http://schemas.microsoft.com/office/word/2010/wordprocessingGroup" xmlns:wpi="http://schemas.microsoft.com/office/word/2010/wordprocessingInk" xmlns:wne="http://schemas.microsoft.com/office/word/2006/wordml" xmlns:wps="http://schemas.microsoft.com/office/word/2010/wordprocessingShape" mc:Ignorable="w14 w15 w16se w16cid w16 w16cex w16sdtdh w16sdtfl w16du wp14">
+<w:endnotes xmlns:wpc="http://schemas.microsoft.com/office/word/2010/wordprocessingCanvas" xmlns:cx="http://schemas.microsoft.com/office/drawing/2014/chartex" xmlns:cx1="http://schemas.microsoft.com/office/drawing/2015/9/8/chartex" xmlns:cx2="http://schemas.microsoft.com/office/drawing/2015/10/21/chartex" xmlns:cx3="http://schemas.microsoft.com/office/drawing/2016/5/9/chartex" xmlns:cx4="http://schemas.microsoft.com/office/drawing/2016/5/10/chartex" xmlns:cx5="http://schemas.microsoft.com/office/drawing/2016/5/11/chartex" xmlns:cx6="http://schemas.microsoft.com/office/drawing/2016/5/12/chartex" xmlns:cx7="http://schemas.microsoft.com/office/drawing/2016/5/13/chartex" xmlns:cx8="http://schemas.microsoft.com/office/drawing/2016/5/14/chartex" xmlns:mc="http://schemas.openxmlformats.org/markup-compatibility/2006" xmlns:aink="http://schemas.microsoft.com/office/drawing/2016/ink" xmlns:am3d="http://schemas.microsoft.com/office/drawing/2017/model3d" xmlns:o="urn:schemas-microsoft-com:office:office" xmlns:oel="http://schemas.microsoft.com/office/2019/extlst" xmlns:r="http://schemas.openxmlformats.org/officeDocument/2006/relationships" xmlns:m="http://schemas.openxmlformats.org/officeDocument/2006/math" xmlns:v="urn:schemas-microsoft-com:vml" xmlns:wp14="http://schemas.microsoft.com/office/word/2010/wordprocessingDrawing" xmlns:wp="http://schemas.openxmlformats.org/drawingml/2006/wordprocessingDrawing" xmlns:w10="urn:schemas-microsoft-com:office:word" xmlns:w="http://schemas.openxmlformats.org/wordprocessingml/2006/main" xmlns:w14="http://schemas.microsoft.com/office/word/2010/wordml" xmlns:w15="http://schemas.microsoft.com/office/word/2012/wordml" xmlns:w16cei="http://schemas.microsoft.com/office/word/2026/wordml/cei" xmlns:w16cex="http://schemas.microsoft.com/office/word/2018/wordml/cex" xmlns:w16cid="http://schemas.microsoft.com/office/word/2016/wordml/cid" xmlns:w16="http://schemas.microsoft.com/office/word/2018/wordml" xmlns:w16du="http://schemas.microsoft.com/office/word/2023/wordml/word16du" xmlns:w16sdtdh="http://schemas.microsoft.com/office/word/2020/wordml/sdtdatahash" xmlns:w16sdtfl="http://schemas.microsoft.com/office/word/2024/wordml/sdtformatlock" xmlns:w16se="http://schemas.microsoft.com/office/word/2015/wordml/symex" xmlns:wpg="http://schemas.microsoft.com/office/word/2010/wordprocessingGroup" xmlns:wpi="http://schemas.microsoft.com/office/word/2010/wordprocessingInk" xmlns:wne="http://schemas.microsoft.com/office/word/2006/wordml" xmlns:wps="http://schemas.microsoft.com/office/word/2010/wordprocessingShape" mc:Ignorable="w14 w15 w16se w16cid w16 w16cex w16sdtdh w16sdtfl w16du wp14">
   <w:endnote w:type="separator" w:id="-1">
     <w:p>
       <w:r>
@@ -5119,17 +5135,7 @@
 </file>
 
 <file path=word/footer1.xml><?xml version="1.0" encoding="utf-8"?>
-<w:ftr xmlns:wpc="http://schemas.microsoft.com/office/word/2010/wordprocessingCanvas" xmlns:cx="http://schemas.microsoft.com/office/drawing/2014/chartex" xmlns:cx1="http://schemas.microsoft.com/office/drawing/2015/9/8/chartex" xmlns:cx2="http://schemas.microsoft.com/office/drawing/2015/10/21/chartex" xmlns:cx3="http://schemas.microsoft.com/office/drawing/2016/5/9/chartex" xmlns:cx4="http://schemas.microsoft.com/office/drawing/2016/5/10/chartex" xmlns:cx5="http://schemas.microsoft.com/office/drawing/2016/5/11/chartex" xmlns:cx6="http://schemas.microsoft.com/office/drawing/2016/5/12/chartex" xmlns:cx7="http://schemas.microsoft.com/office/drawing/2016/5/13/chartex" xmlns:cx8="http://schemas.microsoft.com/office/drawing/2016/5/14/chartex" xmlns:mc="http://schemas.openxmlformats.org/markup-compatibility/2006" xmlns:aink="http://schemas.microsoft.com/office/drawing/2016/ink" xmlns:am3d="http://schemas.microsoft.com/office/drawing/2017/model3d" xmlns:o="urn:schemas-microsoft-com:office:office" xmlns:oel="http://schemas.microsoft.com/office/2019/extlst" xmlns:r="http://schemas.openxmlformats.org/officeDocument/2006/relationships" xmlns:m="http://schemas.openxmlformats.org/officeDocument/2006/math" xmlns:v="urn:schemas-microsoft-com:vml" xmlns:wp14="http://schemas.microsoft.com/office/word/2010/wordprocessingDrawing" xmlns:wp="http://schemas.openxmlformats.org/drawingml/2006/wordprocessingDrawing" xmlns:w10="urn:schemas-microsoft-com:office:word" xmlns:w="http://schemas.openxmlformats.org/wordprocessingml/2006/main" xmlns:w14="http://schemas.microsoft.com/office/word/2010/wordml" xmlns:w15="http://schemas.microsoft.com/office/word/2012/wordml" xmlns:w16cex="http://schemas.microsoft.com/office/word/2018/wordml/cex" xmlns:w16cid="http://schemas.microsoft.com/office/word/2016/wordml/cid" xmlns:w16="http://schemas.microsoft.com/office/word/2018/wordml" xmlns:w16du="http://schemas.microsoft.com/office/word/2023/wordml/word16du" xmlns:w16sdtdh="http://schemas.microsoft.com/office/word/2020/wordml/sdtdatahash" xmlns:w16sdtfl="http://schemas.microsoft.com/office/word/2024/wordml/sdtformatlock" xmlns:w16se="http://schemas.microsoft.com/office/word/2015/wordml/symex" xmlns:wpg="http://schemas.microsoft.com/office/word/2010/wordprocessingGroup" xmlns:wpi="http://schemas.microsoft.com/office/word/2010/wordprocessingInk" xmlns:wne="http://schemas.microsoft.com/office/word/2006/wordml" xmlns:wps="http://schemas.microsoft.com/office/word/2010/wordprocessingShape" mc:Ignorable="w14 w15 w16se w16cid w16 w16cex w16sdtdh w16sdtfl w16du wp14">
-  <w:p>
-    <w:pPr>
-      <w:pStyle w:val="a5"/>
-    </w:pPr>
-  </w:p>
-</w:ftr>
-</file>
-
-<file path=word/footer2.xml><?xml version="1.0" encoding="utf-8"?>
-<w:ftr xmlns:wpc="http://schemas.microsoft.com/office/word/2010/wordprocessingCanvas" xmlns:cx="http://schemas.microsoft.com/office/drawing/2014/chartex" xmlns:cx1="http://schemas.microsoft.com/office/drawing/2015/9/8/chartex" xmlns:cx2="http://schemas.microsoft.com/office/drawing/2015/10/21/chartex" xmlns:cx3="http://schemas.microsoft.com/office/drawing/2016/5/9/chartex" xmlns:cx4="http://schemas.microsoft.com/office/drawing/2016/5/10/chartex" xmlns:cx5="http://schemas.microsoft.com/office/drawing/2016/5/11/chartex" xmlns:cx6="http://schemas.microsoft.com/office/drawing/2016/5/12/chartex" xmlns:cx7="http://schemas.microsoft.com/office/drawing/2016/5/13/chartex" xmlns:cx8="http://schemas.microsoft.com/office/drawing/2016/5/14/chartex" xmlns:mc="http://schemas.openxmlformats.org/markup-compatibility/2006" xmlns:aink="http://schemas.microsoft.com/office/drawing/2016/ink" xmlns:am3d="http://schemas.microsoft.com/office/drawing/2017/model3d" xmlns:o="urn:schemas-microsoft-com:office:office" xmlns:oel="http://schemas.microsoft.com/office/2019/extlst" xmlns:r="http://schemas.openxmlformats.org/officeDocument/2006/relationships" xmlns:m="http://schemas.openxmlformats.org/officeDocument/2006/math" xmlns:v="urn:schemas-microsoft-com:vml" xmlns:wp14="http://schemas.microsoft.com/office/word/2010/wordprocessingDrawing" xmlns:wp="http://schemas.openxmlformats.org/drawingml/2006/wordprocessingDrawing" xmlns:w10="urn:schemas-microsoft-com:office:word" xmlns:w="http://schemas.openxmlformats.org/wordprocessingml/2006/main" xmlns:w14="http://schemas.microsoft.com/office/word/2010/wordml" xmlns:w15="http://schemas.microsoft.com/office/word/2012/wordml" xmlns:w16cex="http://schemas.microsoft.com/office/word/2018/wordml/cex" xmlns:w16cid="http://schemas.microsoft.com/office/word/2016/wordml/cid" xmlns:w16="http://schemas.microsoft.com/office/word/2018/wordml" xmlns:w16du="http://schemas.microsoft.com/office/word/2023/wordml/word16du" xmlns:w16sdtdh="http://schemas.microsoft.com/office/word/2020/wordml/sdtdatahash" xmlns:w16sdtfl="http://schemas.microsoft.com/office/word/2024/wordml/sdtformatlock" xmlns:w16se="http://schemas.microsoft.com/office/word/2015/wordml/symex" xmlns:wpg="http://schemas.microsoft.com/office/word/2010/wordprocessingGroup" xmlns:wpi="http://schemas.microsoft.com/office/word/2010/wordprocessingInk" xmlns:wne="http://schemas.microsoft.com/office/word/2006/wordml" xmlns:wps="http://schemas.microsoft.com/office/word/2010/wordprocessingShape" mc:Ignorable="w14 w15 w16se w16cid w16 w16cex w16sdtdh w16sdtfl w16du wp14">
+<w:ftr xmlns:wpc="http://schemas.microsoft.com/office/word/2010/wordprocessingCanvas" xmlns:cx="http://schemas.microsoft.com/office/drawing/2014/chartex" xmlns:cx1="http://schemas.microsoft.com/office/drawing/2015/9/8/chartex" xmlns:cx2="http://schemas.microsoft.com/office/drawing/2015/10/21/chartex" xmlns:cx3="http://schemas.microsoft.com/office/drawing/2016/5/9/chartex" xmlns:cx4="http://schemas.microsoft.com/office/drawing/2016/5/10/chartex" xmlns:cx5="http://schemas.microsoft.com/office/drawing/2016/5/11/chartex" xmlns:cx6="http://schemas.microsoft.com/office/drawing/2016/5/12/chartex" xmlns:cx7="http://schemas.microsoft.com/office/drawing/2016/5/13/chartex" xmlns:cx8="http://schemas.microsoft.com/office/drawing/2016/5/14/chartex" xmlns:mc="http://schemas.openxmlformats.org/markup-compatibility/2006" xmlns:aink="http://schemas.microsoft.com/office/drawing/2016/ink" xmlns:am3d="http://schemas.microsoft.com/office/drawing/2017/model3d" xmlns:o="urn:schemas-microsoft-com:office:office" xmlns:oel="http://schemas.microsoft.com/office/2019/extlst" xmlns:r="http://schemas.openxmlformats.org/officeDocument/2006/relationships" xmlns:m="http://schemas.openxmlformats.org/officeDocument/2006/math" xmlns:v="urn:schemas-microsoft-com:vml" xmlns:wp14="http://schemas.microsoft.com/office/word/2010/wordprocessingDrawing" xmlns:wp="http://schemas.openxmlformats.org/drawingml/2006/wordprocessingDrawing" xmlns:w10="urn:schemas-microsoft-com:office:word" xmlns:w="http://schemas.openxmlformats.org/wordprocessingml/2006/main" xmlns:w14="http://schemas.microsoft.com/office/word/2010/wordml" xmlns:w15="http://schemas.microsoft.com/office/word/2012/wordml" xmlns:w16cei="http://schemas.microsoft.com/office/word/2026/wordml/cei" xmlns:w16cex="http://schemas.microsoft.com/office/word/2018/wordml/cex" xmlns:w16cid="http://schemas.microsoft.com/office/word/2016/wordml/cid" xmlns:w16="http://schemas.microsoft.com/office/word/2018/wordml" xmlns:w16du="http://schemas.microsoft.com/office/word/2023/wordml/word16du" xmlns:w16sdtdh="http://schemas.microsoft.com/office/word/2020/wordml/sdtdatahash" xmlns:w16sdtfl="http://schemas.microsoft.com/office/word/2024/wordml/sdtformatlock" xmlns:w16se="http://schemas.microsoft.com/office/word/2015/wordml/symex" xmlns:wpg="http://schemas.microsoft.com/office/word/2010/wordprocessingGroup" xmlns:wpi="http://schemas.microsoft.com/office/word/2010/wordprocessingInk" xmlns:wne="http://schemas.microsoft.com/office/word/2006/wordml" xmlns:wps="http://schemas.microsoft.com/office/word/2010/wordprocessingShape" mc:Ignorable="w14 w15 w16se w16cid w16 w16cex w16sdtdh w16sdtfl w16du wp14">
   <w:sdt>
     <w:sdtPr>
       <w:id w:val="-1567568033"/>
@@ -5173,18 +5179,8 @@
 </w:ftr>
 </file>
 
-<file path=word/footer3.xml><?xml version="1.0" encoding="utf-8"?>
-<w:ftr xmlns:wpc="http://schemas.microsoft.com/office/word/2010/wordprocessingCanvas" xmlns:cx="http://schemas.microsoft.com/office/drawing/2014/chartex" xmlns:cx1="http://schemas.microsoft.com/office/drawing/2015/9/8/chartex" xmlns:cx2="http://schemas.microsoft.com/office/drawing/2015/10/21/chartex" xmlns:cx3="http://schemas.microsoft.com/office/drawing/2016/5/9/chartex" xmlns:cx4="http://schemas.microsoft.com/office/drawing/2016/5/10/chartex" xmlns:cx5="http://schemas.microsoft.com/office/drawing/2016/5/11/chartex" xmlns:cx6="http://schemas.microsoft.com/office/drawing/2016/5/12/chartex" xmlns:cx7="http://schemas.microsoft.com/office/drawing/2016/5/13/chartex" xmlns:cx8="http://schemas.microsoft.com/office/drawing/2016/5/14/chartex" xmlns:mc="http://schemas.openxmlformats.org/markup-compatibility/2006" xmlns:aink="http://schemas.microsoft.com/office/drawing/2016/ink" xmlns:am3d="http://schemas.microsoft.com/office/drawing/2017/model3d" xmlns:o="urn:schemas-microsoft-com:office:office" xmlns:oel="http://schemas.microsoft.com/office/2019/extlst" xmlns:r="http://schemas.openxmlformats.org/officeDocument/2006/relationships" xmlns:m="http://schemas.openxmlformats.org/officeDocument/2006/math" xmlns:v="urn:schemas-microsoft-com:vml" xmlns:wp14="http://schemas.microsoft.com/office/word/2010/wordprocessingDrawing" xmlns:wp="http://schemas.openxmlformats.org/drawingml/2006/wordprocessingDrawing" xmlns:w10="urn:schemas-microsoft-com:office:word" xmlns:w="http://schemas.openxmlformats.org/wordprocessingml/2006/main" xmlns:w14="http://schemas.microsoft.com/office/word/2010/wordml" xmlns:w15="http://schemas.microsoft.com/office/word/2012/wordml" xmlns:w16cex="http://schemas.microsoft.com/office/word/2018/wordml/cex" xmlns:w16cid="http://schemas.microsoft.com/office/word/2016/wordml/cid" xmlns:w16="http://schemas.microsoft.com/office/word/2018/wordml" xmlns:w16du="http://schemas.microsoft.com/office/word/2023/wordml/word16du" xmlns:w16sdtdh="http://schemas.microsoft.com/office/word/2020/wordml/sdtdatahash" xmlns:w16sdtfl="http://schemas.microsoft.com/office/word/2024/wordml/sdtformatlock" xmlns:w16se="http://schemas.microsoft.com/office/word/2015/wordml/symex" xmlns:wpg="http://schemas.microsoft.com/office/word/2010/wordprocessingGroup" xmlns:wpi="http://schemas.microsoft.com/office/word/2010/wordprocessingInk" xmlns:wne="http://schemas.microsoft.com/office/word/2006/wordml" xmlns:wps="http://schemas.microsoft.com/office/word/2010/wordprocessingShape" mc:Ignorable="w14 w15 w16se w16cid w16 w16cex w16sdtdh w16sdtfl w16du wp14">
-  <w:p>
-    <w:pPr>
-      <w:pStyle w:val="a5"/>
-    </w:pPr>
-  </w:p>
-</w:ftr>
-</file>
-
 <file path=word/footnotes.xml><?xml version="1.0" encoding="utf-8"?>
-<w:footnotes xmlns:wpc="http://schemas.microsoft.com/office/word/2010/wordprocessingCanvas" xmlns:cx="http://schemas.microsoft.com/office/drawing/2014/chartex" xmlns:cx1="http://schemas.microsoft.com/office/drawing/2015/9/8/chartex" xmlns:cx2="http://schemas.microsoft.com/office/drawing/2015/10/21/chartex" xmlns:cx3="http://schemas.microsoft.com/office/drawing/2016/5/9/chartex" xmlns:cx4="http://schemas.microsoft.com/office/drawing/2016/5/10/chartex" xmlns:cx5="http://schemas.microsoft.com/office/drawing/2016/5/11/chartex" xmlns:cx6="http://schemas.microsoft.com/office/drawing/2016/5/12/chartex" xmlns:cx7="http://schemas.microsoft.com/office/drawing/2016/5/13/chartex" xmlns:cx8="http://schemas.microsoft.com/office/drawing/2016/5/14/chartex" xmlns:mc="http://schemas.openxmlformats.org/markup-compatibility/2006" xmlns:aink="http://schemas.microsoft.com/office/drawing/2016/ink" xmlns:am3d="http://schemas.microsoft.com/office/drawing/2017/model3d" xmlns:o="urn:schemas-microsoft-com:office:office" xmlns:oel="http://schemas.microsoft.com/office/2019/extlst" xmlns:r="http://schemas.openxmlformats.org/officeDocument/2006/relationships" xmlns:m="http://schemas.openxmlformats.org/officeDocument/2006/math" xmlns:v="urn:schemas-microsoft-com:vml" xmlns:wp14="http://schemas.microsoft.com/office/word/2010/wordprocessingDrawing" xmlns:wp="http://schemas.openxmlformats.org/drawingml/2006/wordprocessingDrawing" xmlns:w10="urn:schemas-microsoft-com:office:word" xmlns:w="http://schemas.openxmlformats.org/wordprocessingml/2006/main" xmlns:w14="http://schemas.microsoft.com/office/word/2010/wordml" xmlns:w15="http://schemas.microsoft.com/office/word/2012/wordml" xmlns:w16cex="http://schemas.microsoft.com/office/word/2018/wordml/cex" xmlns:w16cid="http://schemas.microsoft.com/office/word/2016/wordml/cid" xmlns:w16="http://schemas.microsoft.com/office/word/2018/wordml" xmlns:w16du="http://schemas.microsoft.com/office/word/2023/wordml/word16du" xmlns:w16sdtdh="http://schemas.microsoft.com/office/word/2020/wordml/sdtdatahash" xmlns:w16sdtfl="http://schemas.microsoft.com/office/word/2024/wordml/sdtformatlock" xmlns:w16se="http://schemas.microsoft.com/office/word/2015/wordml/symex" xmlns:wpg="http://schemas.microsoft.com/office/word/2010/wordprocessingGroup" xmlns:wpi="http://schemas.microsoft.com/office/word/2010/wordprocessingInk" xmlns:wne="http://schemas.microsoft.com/office/word/2006/wordml" xmlns:wps="http://schemas.microsoft.com/office/word/2010/wordprocessingShape" mc:Ignorable="w14 w15 w16se w16cid w16 w16cex w16sdtdh w16sdtfl w16du wp14">
+<w:footnotes xmlns:wpc="http://schemas.microsoft.com/office/word/2010/wordprocessingCanvas" xmlns:cx="http://schemas.microsoft.com/office/drawing/2014/chartex" xmlns:cx1="http://schemas.microsoft.com/office/drawing/2015/9/8/chartex" xmlns:cx2="http://schemas.microsoft.com/office/drawing/2015/10/21/chartex" xmlns:cx3="http://schemas.microsoft.com/office/drawing/2016/5/9/chartex" xmlns:cx4="http://schemas.microsoft.com/office/drawing/2016/5/10/chartex" xmlns:cx5="http://schemas.microsoft.com/office/drawing/2016/5/11/chartex" xmlns:cx6="http://schemas.microsoft.com/office/drawing/2016/5/12/chartex" xmlns:cx7="http://schemas.microsoft.com/office/drawing/2016/5/13/chartex" xmlns:cx8="http://schemas.microsoft.com/office/drawing/2016/5/14/chartex" xmlns:mc="http://schemas.openxmlformats.org/markup-compatibility/2006" xmlns:aink="http://schemas.microsoft.com/office/drawing/2016/ink" xmlns:am3d="http://schemas.microsoft.com/office/drawing/2017/model3d" xmlns:o="urn:schemas-microsoft-com:office:office" xmlns:oel="http://schemas.microsoft.com/office/2019/extlst" xmlns:r="http://schemas.openxmlformats.org/officeDocument/2006/relationships" xmlns:m="http://schemas.openxmlformats.org/officeDocument/2006/math" xmlns:v="urn:schemas-microsoft-com:vml" xmlns:wp14="http://schemas.microsoft.com/office/word/2010/wordprocessingDrawing" xmlns:wp="http://schemas.openxmlformats.org/drawingml/2006/wordprocessingDrawing" xmlns:w10="urn:schemas-microsoft-com:office:word" xmlns:w="http://schemas.openxmlformats.org/wordprocessingml/2006/main" xmlns:w14="http://schemas.microsoft.com/office/word/2010/wordml" xmlns:w15="http://schemas.microsoft.com/office/word/2012/wordml" xmlns:w16cei="http://schemas.microsoft.com/office/word/2026/wordml/cei" xmlns:w16cex="http://schemas.microsoft.com/office/word/2018/wordml/cex" xmlns:w16cid="http://schemas.microsoft.com/office/word/2016/wordml/cid" xmlns:w16="http://schemas.microsoft.com/office/word/2018/wordml" xmlns:w16du="http://schemas.microsoft.com/office/word/2023/wordml/word16du" xmlns:w16sdtdh="http://schemas.microsoft.com/office/word/2020/wordml/sdtdatahash" xmlns:w16sdtfl="http://schemas.microsoft.com/office/word/2024/wordml/sdtformatlock" xmlns:w16se="http://schemas.microsoft.com/office/word/2015/wordml/symex" xmlns:wpg="http://schemas.microsoft.com/office/word/2010/wordprocessingGroup" xmlns:wpi="http://schemas.microsoft.com/office/word/2010/wordprocessingInk" xmlns:wne="http://schemas.microsoft.com/office/word/2006/wordml" xmlns:wps="http://schemas.microsoft.com/office/word/2010/wordprocessingShape" mc:Ignorable="w14 w15 w16se w16cid w16 w16cex w16sdtdh w16sdtfl w16du wp14">
   <w:footnote w:type="separator" w:id="-1">
     <w:p>
       <w:r>
@@ -5203,17 +5199,7 @@
 </file>
 
 <file path=word/header1.xml><?xml version="1.0" encoding="utf-8"?>
-<w:hdr xmlns:wpc="http://schemas.microsoft.com/office/word/2010/wordprocessingCanvas" xmlns:cx="http://schemas.microsoft.com/office/drawing/2014/chartex" xmlns:cx1="http://schemas.microsoft.com/office/drawing/2015/9/8/chartex" xmlns:cx2="http://schemas.microsoft.com/office/drawing/2015/10/21/chartex" xmlns:cx3="http://schemas.microsoft.com/office/drawing/2016/5/9/chartex" xmlns:cx4="http://schemas.microsoft.com/office/drawing/2016/5/10/chartex" xmlns:cx5="http://schemas.microsoft.com/office/drawing/2016/5/11/chartex" xmlns:cx6="http://schemas.microsoft.com/office/drawing/2016/5/12/chartex" xmlns:cx7="http://schemas.microsoft.com/office/drawing/2016/5/13/chartex" xmlns:cx8="http://schemas.microsoft.com/office/drawing/2016/5/14/chartex" xmlns:mc="http://schemas.openxmlformats.org/markup-compatibility/2006" xmlns:aink="http://schemas.microsoft.com/office/drawing/2016/ink" xmlns:am3d="http://schemas.microsoft.com/office/drawing/2017/model3d" xmlns:o="urn:schemas-microsoft-com:office:office" xmlns:oel="http://schemas.microsoft.com/office/2019/extlst" xmlns:r="http://schemas.openxmlformats.org/officeDocument/2006/relationships" xmlns:m="http://schemas.openxmlformats.org/officeDocument/2006/math" xmlns:v="urn:schemas-microsoft-com:vml" xmlns:wp14="http://schemas.microsoft.com/office/word/2010/wordprocessingDrawing" xmlns:wp="http://schemas.openxmlformats.org/drawingml/2006/wordprocessingDrawing" xmlns:w10="urn:schemas-microsoft-com:office:word" xmlns:w="http://schemas.openxmlformats.org/wordprocessingml/2006/main" xmlns:w14="http://schemas.microsoft.com/office/word/2010/wordml" xmlns:w15="http://schemas.microsoft.com/office/word/2012/wordml" xmlns:w16cex="http://schemas.microsoft.com/office/word/2018/wordml/cex" xmlns:w16cid="http://schemas.microsoft.com/office/word/2016/wordml/cid" xmlns:w16="http://schemas.microsoft.com/office/word/2018/wordml" xmlns:w16du="http://schemas.microsoft.com/office/word/2023/wordml/word16du" xmlns:w16sdtdh="http://schemas.microsoft.com/office/word/2020/wordml/sdtdatahash" xmlns:w16sdtfl="http://schemas.microsoft.com/office/word/2024/wordml/sdtformatlock" xmlns:w16se="http://schemas.microsoft.com/office/word/2015/wordml/symex" xmlns:wpg="http://schemas.microsoft.com/office/word/2010/wordprocessingGroup" xmlns:wpi="http://schemas.microsoft.com/office/word/2010/wordprocessingInk" xmlns:wne="http://schemas.microsoft.com/office/word/2006/wordml" xmlns:wps="http://schemas.microsoft.com/office/word/2010/wordprocessingShape" mc:Ignorable="w14 w15 w16se w16cid w16 w16cex w16sdtdh w16sdtfl w16du wp14">
-  <w:p>
-    <w:pPr>
-      <w:pStyle w:val="a4"/>
-    </w:pPr>
-  </w:p>
-</w:hdr>
-</file>
-
-<file path=word/header2.xml><?xml version="1.0" encoding="utf-8"?>
-<w:hdr xmlns:wpc="http://schemas.microsoft.com/office/word/2010/wordprocessingCanvas" xmlns:cx="http://schemas.microsoft.com/office/drawing/2014/chartex" xmlns:cx1="http://schemas.microsoft.com/office/drawing/2015/9/8/chartex" xmlns:cx2="http://schemas.microsoft.com/office/drawing/2015/10/21/chartex" xmlns:cx3="http://schemas.microsoft.com/office/drawing/2016/5/9/chartex" xmlns:cx4="http://schemas.microsoft.com/office/drawing/2016/5/10/chartex" xmlns:cx5="http://schemas.microsoft.com/office/drawing/2016/5/11/chartex" xmlns:cx6="http://schemas.microsoft.com/office/drawing/2016/5/12/chartex" xmlns:cx7="http://schemas.microsoft.com/office/drawing/2016/5/13/chartex" xmlns:cx8="http://schemas.microsoft.com/office/drawing/2016/5/14/chartex" xmlns:mc="http://schemas.openxmlformats.org/markup-compatibility/2006" xmlns:aink="http://schemas.microsoft.com/office/drawing/2016/ink" xmlns:am3d="http://schemas.microsoft.com/office/drawing/2017/model3d" xmlns:o="urn:schemas-microsoft-com:office:office" xmlns:oel="http://schemas.microsoft.com/office/2019/extlst" xmlns:r="http://schemas.openxmlformats.org/officeDocument/2006/relationships" xmlns:m="http://schemas.openxmlformats.org/officeDocument/2006/math" xmlns:v="urn:schemas-microsoft-com:vml" xmlns:wp14="http://schemas.microsoft.com/office/word/2010/wordprocessingDrawing" xmlns:wp="http://schemas.openxmlformats.org/drawingml/2006/wordprocessingDrawing" xmlns:w10="urn:schemas-microsoft-com:office:word" xmlns:w="http://schemas.openxmlformats.org/wordprocessingml/2006/main" xmlns:w14="http://schemas.microsoft.com/office/word/2010/wordml" xmlns:w15="http://schemas.microsoft.com/office/word/2012/wordml" xmlns:w16cex="http://schemas.microsoft.com/office/word/2018/wordml/cex" xmlns:w16cid="http://schemas.microsoft.com/office/word/2016/wordml/cid" xmlns:w16="http://schemas.microsoft.com/office/word/2018/wordml" xmlns:w16du="http://schemas.microsoft.com/office/word/2023/wordml/word16du" xmlns:w16sdtdh="http://schemas.microsoft.com/office/word/2020/wordml/sdtdatahash" xmlns:w16sdtfl="http://schemas.microsoft.com/office/word/2024/wordml/sdtformatlock" xmlns:w16se="http://schemas.microsoft.com/office/word/2015/wordml/symex" xmlns:wpg="http://schemas.microsoft.com/office/word/2010/wordprocessingGroup" xmlns:wpi="http://schemas.microsoft.com/office/word/2010/wordprocessingInk" xmlns:wne="http://schemas.microsoft.com/office/word/2006/wordml" xmlns:wps="http://schemas.microsoft.com/office/word/2010/wordprocessingShape" mc:Ignorable="w14 w15 w16se w16cid w16 w16cex w16sdtdh w16sdtfl w16du wp14">
+<w:hdr xmlns:wpc="http://schemas.microsoft.com/office/word/2010/wordprocessingCanvas" xmlns:cx="http://schemas.microsoft.com/office/drawing/2014/chartex" xmlns:cx1="http://schemas.microsoft.com/office/drawing/2015/9/8/chartex" xmlns:cx2="http://schemas.microsoft.com/office/drawing/2015/10/21/chartex" xmlns:cx3="http://schemas.microsoft.com/office/drawing/2016/5/9/chartex" xmlns:cx4="http://schemas.microsoft.com/office/drawing/2016/5/10/chartex" xmlns:cx5="http://schemas.microsoft.com/office/drawing/2016/5/11/chartex" xmlns:cx6="http://schemas.microsoft.com/office/drawing/2016/5/12/chartex" xmlns:cx7="http://schemas.microsoft.com/office/drawing/2016/5/13/chartex" xmlns:cx8="http://schemas.microsoft.com/office/drawing/2016/5/14/chartex" xmlns:mc="http://schemas.openxmlformats.org/markup-compatibility/2006" xmlns:aink="http://schemas.microsoft.com/office/drawing/2016/ink" xmlns:am3d="http://schemas.microsoft.com/office/drawing/2017/model3d" xmlns:o="urn:schemas-microsoft-com:office:office" xmlns:oel="http://schemas.microsoft.com/office/2019/extlst" xmlns:r="http://schemas.openxmlformats.org/officeDocument/2006/relationships" xmlns:m="http://schemas.openxmlformats.org/officeDocument/2006/math" xmlns:v="urn:schemas-microsoft-com:vml" xmlns:wp14="http://schemas.microsoft.com/office/word/2010/wordprocessingDrawing" xmlns:wp="http://schemas.openxmlformats.org/drawingml/2006/wordprocessingDrawing" xmlns:w10="urn:schemas-microsoft-com:office:word" xmlns:w="http://schemas.openxmlformats.org/wordprocessingml/2006/main" xmlns:w14="http://schemas.microsoft.com/office/word/2010/wordml" xmlns:w15="http://schemas.microsoft.com/office/word/2012/wordml" xmlns:w16cei="http://schemas.microsoft.com/office/word/2026/wordml/cei" xmlns:w16cex="http://schemas.microsoft.com/office/word/2018/wordml/cex" xmlns:w16cid="http://schemas.microsoft.com/office/word/2016/wordml/cid" xmlns:w16="http://schemas.microsoft.com/office/word/2018/wordml" xmlns:w16du="http://schemas.microsoft.com/office/word/2023/wordml/word16du" xmlns:w16sdtdh="http://schemas.microsoft.com/office/word/2020/wordml/sdtdatahash" xmlns:w16sdtfl="http://schemas.microsoft.com/office/word/2024/wordml/sdtformatlock" xmlns:w16se="http://schemas.microsoft.com/office/word/2015/wordml/symex" xmlns:wpg="http://schemas.microsoft.com/office/word/2010/wordprocessingGroup" xmlns:wpi="http://schemas.microsoft.com/office/word/2010/wordprocessingInk" xmlns:wne="http://schemas.microsoft.com/office/word/2006/wordml" xmlns:wps="http://schemas.microsoft.com/office/word/2010/wordprocessingShape" mc:Ignorable="w14 w15 w16se w16cid w16 w16cex w16sdtdh w16sdtfl w16du wp14">
   <w:p>
     <w:pPr>
       <w:pStyle w:val="a4"/>
@@ -5265,8 +5251,8 @@
 </w:hdr>
 </file>
 
-<file path=word/header3.xml><?xml version="1.0" encoding="utf-8"?>
-<w:hdr xmlns:wpc="http://schemas.microsoft.com/office/word/2010/wordprocessingCanvas" xmlns:cx="http://schemas.microsoft.com/office/drawing/2014/chartex" xmlns:cx1="http://schemas.microsoft.com/office/drawing/2015/9/8/chartex" xmlns:cx2="http://schemas.microsoft.com/office/drawing/2015/10/21/chartex" xmlns:cx3="http://schemas.microsoft.com/office/drawing/2016/5/9/chartex" xmlns:cx4="http://schemas.microsoft.com/office/drawing/2016/5/10/chartex" xmlns:cx5="http://schemas.microsoft.com/office/drawing/2016/5/11/chartex" xmlns:cx6="http://schemas.microsoft.com/office/drawing/2016/5/12/chartex" xmlns:cx7="http://schemas.microsoft.com/office/drawing/2016/5/13/chartex" xmlns:cx8="http://schemas.microsoft.com/office/drawing/2016/5/14/chartex" xmlns:mc="http://schemas.openxmlformats.org/markup-compatibility/2006" xmlns:aink="http://schemas.microsoft.com/office/drawing/2016/ink" xmlns:am3d="http://schemas.microsoft.com/office/drawing/2017/model3d" xmlns:o="urn:schemas-microsoft-com:office:office" xmlns:oel="http://schemas.microsoft.com/office/2019/extlst" xmlns:r="http://schemas.openxmlformats.org/officeDocument/2006/relationships" xmlns:m="http://schemas.openxmlformats.org/officeDocument/2006/math" xmlns:v="urn:schemas-microsoft-com:vml" xmlns:wp14="http://schemas.microsoft.com/office/word/2010/wordprocessingDrawing" xmlns:wp="http://schemas.openxmlformats.org/drawingml/2006/wordprocessingDrawing" xmlns:w10="urn:schemas-microsoft-com:office:word" xmlns:w="http://schemas.openxmlformats.org/wordprocessingml/2006/main" xmlns:w14="http://schemas.microsoft.com/office/word/2010/wordml" xmlns:w15="http://schemas.microsoft.com/office/word/2012/wordml" xmlns:w16cex="http://schemas.microsoft.com/office/word/2018/wordml/cex" xmlns:w16cid="http://schemas.microsoft.com/office/word/2016/wordml/cid" xmlns:w16="http://schemas.microsoft.com/office/word/2018/wordml" xmlns:w16du="http://schemas.microsoft.com/office/word/2023/wordml/word16du" xmlns:w16sdtdh="http://schemas.microsoft.com/office/word/2020/wordml/sdtdatahash" xmlns:w16sdtfl="http://schemas.microsoft.com/office/word/2024/wordml/sdtformatlock" xmlns:w16se="http://schemas.microsoft.com/office/word/2015/wordml/symex" xmlns:wpg="http://schemas.microsoft.com/office/word/2010/wordprocessingGroup" xmlns:wpi="http://schemas.microsoft.com/office/word/2010/wordprocessingInk" xmlns:wne="http://schemas.microsoft.com/office/word/2006/wordml" xmlns:wps="http://schemas.microsoft.com/office/word/2010/wordprocessingShape" mc:Ignorable="w14 w15 w16se w16cid w16 w16cex w16sdtdh w16sdtfl w16du wp14">
+<file path=word/header2.xml><?xml version="1.0" encoding="utf-8"?>
+<w:hdr xmlns:wpc="http://schemas.microsoft.com/office/word/2010/wordprocessingCanvas" xmlns:cx="http://schemas.microsoft.com/office/drawing/2014/chartex" xmlns:cx1="http://schemas.microsoft.com/office/drawing/2015/9/8/chartex" xmlns:cx2="http://schemas.microsoft.com/office/drawing/2015/10/21/chartex" xmlns:cx3="http://schemas.microsoft.com/office/drawing/2016/5/9/chartex" xmlns:cx4="http://schemas.microsoft.com/office/drawing/2016/5/10/chartex" xmlns:cx5="http://schemas.microsoft.com/office/drawing/2016/5/11/chartex" xmlns:cx6="http://schemas.microsoft.com/office/drawing/2016/5/12/chartex" xmlns:cx7="http://schemas.microsoft.com/office/drawing/2016/5/13/chartex" xmlns:cx8="http://schemas.microsoft.com/office/drawing/2016/5/14/chartex" xmlns:mc="http://schemas.openxmlformats.org/markup-compatibility/2006" xmlns:aink="http://schemas.microsoft.com/office/drawing/2016/ink" xmlns:am3d="http://schemas.microsoft.com/office/drawing/2017/model3d" xmlns:o="urn:schemas-microsoft-com:office:office" xmlns:oel="http://schemas.microsoft.com/office/2019/extlst" xmlns:r="http://schemas.openxmlformats.org/officeDocument/2006/relationships" xmlns:m="http://schemas.openxmlformats.org/officeDocument/2006/math" xmlns:v="urn:schemas-microsoft-com:vml" xmlns:wp14="http://schemas.microsoft.com/office/word/2010/wordprocessingDrawing" xmlns:wp="http://schemas.openxmlformats.org/drawingml/2006/wordprocessingDrawing" xmlns:w10="urn:schemas-microsoft-com:office:word" xmlns:w="http://schemas.openxmlformats.org/wordprocessingml/2006/main" xmlns:w14="http://schemas.microsoft.com/office/word/2010/wordml" xmlns:w15="http://schemas.microsoft.com/office/word/2012/wordml" xmlns:w16cei="http://schemas.microsoft.com/office/word/2026/wordml/cei" xmlns:w16cex="http://schemas.microsoft.com/office/word/2018/wordml/cex" xmlns:w16cid="http://schemas.microsoft.com/office/word/2016/wordml/cid" xmlns:w16="http://schemas.microsoft.com/office/word/2018/wordml" xmlns:w16du="http://schemas.microsoft.com/office/word/2023/wordml/word16du" xmlns:w16sdtdh="http://schemas.microsoft.com/office/word/2020/wordml/sdtdatahash" xmlns:w16sdtfl="http://schemas.microsoft.com/office/word/2024/wordml/sdtformatlock" xmlns:w16se="http://schemas.microsoft.com/office/word/2015/wordml/symex" xmlns:wpg="http://schemas.microsoft.com/office/word/2010/wordprocessingGroup" xmlns:wpi="http://schemas.microsoft.com/office/word/2010/wordprocessingInk" xmlns:wne="http://schemas.microsoft.com/office/word/2006/wordml" xmlns:wps="http://schemas.microsoft.com/office/word/2010/wordprocessingShape" mc:Ignorable="w14 w15 w16se w16cid w16 w16cex w16sdtdh w16sdtfl w16du wp14">
   <w:p>
     <w:pPr>
       <w:pStyle w:val="a4"/>
@@ -5339,7 +5325,7 @@
 </file>
 
 <file path=word/numbering.xml><?xml version="1.0" encoding="utf-8"?>
-<w:numbering xmlns:wpc="http://schemas.microsoft.com/office/word/2010/wordprocessingCanvas" xmlns:cx="http://schemas.microsoft.com/office/drawing/2014/chartex" xmlns:cx1="http://schemas.microsoft.com/office/drawing/2015/9/8/chartex" xmlns:cx2="http://schemas.microsoft.com/office/drawing/2015/10/21/chartex" xmlns:cx3="http://schemas.microsoft.com/office/drawing/2016/5/9/chartex" xmlns:cx4="http://schemas.microsoft.com/office/drawing/2016/5/10/chartex" xmlns:cx5="http://schemas.microsoft.com/office/drawing/2016/5/11/chartex" xmlns:cx6="http://schemas.microsoft.com/office/drawing/2016/5/12/chartex" xmlns:cx7="http://schemas.microsoft.com/office/drawing/2016/5/13/chartex" xmlns:cx8="http://schemas.microsoft.com/office/drawing/2016/5/14/chartex" xmlns:mc="http://schemas.openxmlformats.org/markup-compatibility/2006" xmlns:aink="http://schemas.microsoft.com/office/drawing/2016/ink" xmlns:am3d="http://schemas.microsoft.com/office/drawing/2017/model3d" xmlns:o="urn:schemas-microsoft-com:office:office" xmlns:oel="http://schemas.microsoft.com/office/2019/extlst" xmlns:r="http://schemas.openxmlformats.org/officeDocument/2006/relationships" xmlns:m="http://schemas.openxmlformats.org/officeDocument/2006/math" xmlns:v="urn:schemas-microsoft-com:vml" xmlns:wp14="http://schemas.microsoft.com/office/word/2010/wordprocessingDrawing" xmlns:wp="http://schemas.openxmlformats.org/drawingml/2006/wordprocessingDrawing" xmlns:w10="urn:schemas-microsoft-com:office:word" xmlns:w="http://schemas.openxmlformats.org/wordprocessingml/2006/main" xmlns:w14="http://schemas.microsoft.com/office/word/2010/wordml" xmlns:w15="http://schemas.microsoft.com/office/word/2012/wordml" xmlns:w16cex="http://schemas.microsoft.com/office/word/2018/wordml/cex" xmlns:w16cid="http://schemas.microsoft.com/office/word/2016/wordml/cid" xmlns:w16="http://schemas.microsoft.com/office/word/2018/wordml" xmlns:w16du="http://schemas.microsoft.com/office/word/2023/wordml/word16du" xmlns:w16sdtdh="http://schemas.microsoft.com/office/word/2020/wordml/sdtdatahash" xmlns:w16sdtfl="http://schemas.microsoft.com/office/word/2024/wordml/sdtformatlock" xmlns:w16se="http://schemas.microsoft.com/office/word/2015/wordml/symex" xmlns:wpg="http://schemas.microsoft.com/office/word/2010/wordprocessingGroup" xmlns:wpi="http://schemas.microsoft.com/office/word/2010/wordprocessingInk" xmlns:wne="http://schemas.microsoft.com/office/word/2006/wordml" xmlns:wps="http://schemas.microsoft.com/office/word/2010/wordprocessingShape" mc:Ignorable="w14 w15 w16se w16cid w16 w16cex w16sdtdh w16sdtfl w16du wp14">
+<w:numbering xmlns:wpc="http://schemas.microsoft.com/office/word/2010/wordprocessingCanvas" xmlns:cx="http://schemas.microsoft.com/office/drawing/2014/chartex" xmlns:cx1="http://schemas.microsoft.com/office/drawing/2015/9/8/chartex" xmlns:cx2="http://schemas.microsoft.com/office/drawing/2015/10/21/chartex" xmlns:cx3="http://schemas.microsoft.com/office/drawing/2016/5/9/chartex" xmlns:cx4="http://schemas.microsoft.com/office/drawing/2016/5/10/chartex" xmlns:cx5="http://schemas.microsoft.com/office/drawing/2016/5/11/chartex" xmlns:cx6="http://schemas.microsoft.com/office/drawing/2016/5/12/chartex" xmlns:cx7="http://schemas.microsoft.com/office/drawing/2016/5/13/chartex" xmlns:cx8="http://schemas.microsoft.com/office/drawing/2016/5/14/chartex" xmlns:mc="http://schemas.openxmlformats.org/markup-compatibility/2006" xmlns:aink="http://schemas.microsoft.com/office/drawing/2016/ink" xmlns:am3d="http://schemas.microsoft.com/office/drawing/2017/model3d" xmlns:o="urn:schemas-microsoft-com:office:office" xmlns:oel="http://schemas.microsoft.com/office/2019/extlst" xmlns:r="http://schemas.openxmlformats.org/officeDocument/2006/relationships" xmlns:m="http://schemas.openxmlformats.org/officeDocument/2006/math" xmlns:v="urn:schemas-microsoft-com:vml" xmlns:wp14="http://schemas.microsoft.com/office/word/2010/wordprocessingDrawing" xmlns:wp="http://schemas.openxmlformats.org/drawingml/2006/wordprocessingDrawing" xmlns:w10="urn:schemas-microsoft-com:office:word" xmlns:w="http://schemas.openxmlformats.org/wordprocessingml/2006/main" xmlns:w14="http://schemas.microsoft.com/office/word/2010/wordml" xmlns:w15="http://schemas.microsoft.com/office/word/2012/wordml" xmlns:w16cei="http://schemas.microsoft.com/office/word/2026/wordml/cei" xmlns:w16cex="http://schemas.microsoft.com/office/word/2018/wordml/cex" xmlns:w16cid="http://schemas.microsoft.com/office/word/2016/wordml/cid" xmlns:w16="http://schemas.microsoft.com/office/word/2018/wordml" xmlns:w16du="http://schemas.microsoft.com/office/word/2023/wordml/word16du" xmlns:w16sdtdh="http://schemas.microsoft.com/office/word/2020/wordml/sdtdatahash" xmlns:w16sdtfl="http://schemas.microsoft.com/office/word/2024/wordml/sdtformatlock" xmlns:w16se="http://schemas.microsoft.com/office/word/2015/wordml/symex" xmlns:wpg="http://schemas.microsoft.com/office/word/2010/wordprocessingGroup" xmlns:wpi="http://schemas.microsoft.com/office/word/2010/wordprocessingInk" xmlns:wne="http://schemas.microsoft.com/office/word/2006/wordml" xmlns:wps="http://schemas.microsoft.com/office/word/2010/wordprocessingShape" mc:Ignorable="w14 w15 w16se w16cid w16 w16cex w16sdtdh w16sdtfl w16du wp14">
   <w:abstractNum w:abstractNumId="0" w15:restartNumberingAfterBreak="0">
     <w:nsid w:val="0B851FB7"/>
     <w:multiLevelType w:val="hybridMultilevel"/>
@@ -6177,7 +6163,7 @@
 </file>
 
 <file path=word/people.xml><?xml version="1.0" encoding="utf-8"?>
-<w15:people xmlns:wpc="http://schemas.microsoft.com/office/word/2010/wordprocessingCanvas" xmlns:cx="http://schemas.microsoft.com/office/drawing/2014/chartex" xmlns:cx1="http://schemas.microsoft.com/office/drawing/2015/9/8/chartex" xmlns:cx2="http://schemas.microsoft.com/office/drawing/2015/10/21/chartex" xmlns:cx3="http://schemas.microsoft.com/office/drawing/2016/5/9/chartex" xmlns:cx4="http://schemas.microsoft.com/office/drawing/2016/5/10/chartex" xmlns:cx5="http://schemas.microsoft.com/office/drawing/2016/5/11/chartex" xmlns:cx6="http://schemas.microsoft.com/office/drawing/2016/5/12/chartex" xmlns:cx7="http://schemas.microsoft.com/office/drawing/2016/5/13/chartex" xmlns:cx8="http://schemas.microsoft.com/office/drawing/2016/5/14/chartex" xmlns:mc="http://schemas.openxmlformats.org/markup-compatibility/2006" xmlns:aink="http://schemas.microsoft.com/office/drawing/2016/ink" xmlns:am3d="http://schemas.microsoft.com/office/drawing/2017/model3d" xmlns:o="urn:schemas-microsoft-com:office:office" xmlns:oel="http://schemas.microsoft.com/office/2019/extlst" xmlns:r="http://schemas.openxmlformats.org/officeDocument/2006/relationships" xmlns:m="http://schemas.openxmlformats.org/officeDocument/2006/math" xmlns:v="urn:schemas-microsoft-com:vml" xmlns:wp14="http://schemas.microsoft.com/office/word/2010/wordprocessingDrawing" xmlns:wp="http://schemas.openxmlformats.org/drawingml/2006/wordprocessingDrawing" xmlns:w10="urn:schemas-microsoft-com:office:word" xmlns:w="http://schemas.openxmlformats.org/wordprocessingml/2006/main" xmlns:w14="http://schemas.microsoft.com/office/word/2010/wordml" xmlns:w15="http://schemas.microsoft.com/office/word/2012/wordml" xmlns:w16cex="http://schemas.microsoft.com/office/word/2018/wordml/cex" xmlns:w16cid="http://schemas.microsoft.com/office/word/2016/wordml/cid" xmlns:w16="http://schemas.microsoft.com/office/word/2018/wordml" xmlns:w16du="http://schemas.microsoft.com/office/word/2023/wordml/word16du" xmlns:w16sdtdh="http://schemas.microsoft.com/office/word/2020/wordml/sdtdatahash" xmlns:w16sdtfl="http://schemas.microsoft.com/office/word/2024/wordml/sdtformatlock" xmlns:w16se="http://schemas.microsoft.com/office/word/2015/wordml/symex" xmlns:wpg="http://schemas.microsoft.com/office/word/2010/wordprocessingGroup" xmlns:wpi="http://schemas.microsoft.com/office/word/2010/wordprocessingInk" xmlns:wne="http://schemas.microsoft.com/office/word/2006/wordml" xmlns:wps="http://schemas.microsoft.com/office/word/2010/wordprocessingShape" mc:Ignorable="w14 w15 w16se w16cid w16 w16cex w16sdtdh w16sdtfl w16du wp14">
+<w15:people xmlns:wpc="http://schemas.microsoft.com/office/word/2010/wordprocessingCanvas" xmlns:cx="http://schemas.microsoft.com/office/drawing/2014/chartex" xmlns:cx1="http://schemas.microsoft.com/office/drawing/2015/9/8/chartex" xmlns:cx2="http://schemas.microsoft.com/office/drawing/2015/10/21/chartex" xmlns:cx3="http://schemas.microsoft.com/office/drawing/2016/5/9/chartex" xmlns:cx4="http://schemas.microsoft.com/office/drawing/2016/5/10/chartex" xmlns:cx5="http://schemas.microsoft.com/office/drawing/2016/5/11/chartex" xmlns:cx6="http://schemas.microsoft.com/office/drawing/2016/5/12/chartex" xmlns:cx7="http://schemas.microsoft.com/office/drawing/2016/5/13/chartex" xmlns:cx8="http://schemas.microsoft.com/office/drawing/2016/5/14/chartex" xmlns:mc="http://schemas.openxmlformats.org/markup-compatibility/2006" xmlns:aink="http://schemas.microsoft.com/office/drawing/2016/ink" xmlns:am3d="http://schemas.microsoft.com/office/drawing/2017/model3d" xmlns:o="urn:schemas-microsoft-com:office:office" xmlns:oel="http://schemas.microsoft.com/office/2019/extlst" xmlns:r="http://schemas.openxmlformats.org/officeDocument/2006/relationships" xmlns:m="http://schemas.openxmlformats.org/officeDocument/2006/math" xmlns:v="urn:schemas-microsoft-com:vml" xmlns:wp14="http://schemas.microsoft.com/office/word/2010/wordprocessingDrawing" xmlns:wp="http://schemas.openxmlformats.org/drawingml/2006/wordprocessingDrawing" xmlns:w10="urn:schemas-microsoft-com:office:word" xmlns:w="http://schemas.openxmlformats.org/wordprocessingml/2006/main" xmlns:w14="http://schemas.microsoft.com/office/word/2010/wordml" xmlns:w15="http://schemas.microsoft.com/office/word/2012/wordml" xmlns:w16cei="http://schemas.microsoft.com/office/word/2026/wordml/cei" xmlns:w16cex="http://schemas.microsoft.com/office/word/2018/wordml/cex" xmlns:w16cid="http://schemas.microsoft.com/office/word/2016/wordml/cid" xmlns:w16="http://schemas.microsoft.com/office/word/2018/wordml" xmlns:w16du="http://schemas.microsoft.com/office/word/2023/wordml/word16du" xmlns:w16sdtdh="http://schemas.microsoft.com/office/word/2020/wordml/sdtdatahash" xmlns:w16sdtfl="http://schemas.microsoft.com/office/word/2024/wordml/sdtformatlock" xmlns:w16se="http://schemas.microsoft.com/office/word/2015/wordml/symex" xmlns:wpg="http://schemas.microsoft.com/office/word/2010/wordprocessingGroup" xmlns:wpi="http://schemas.microsoft.com/office/word/2010/wordprocessingInk" xmlns:wne="http://schemas.microsoft.com/office/word/2006/wordml" xmlns:wps="http://schemas.microsoft.com/office/word/2010/wordprocessingShape" mc:Ignorable="w14 w15 w16se w16cid w16 w16cex w16sdtdh w16sdtfl w16du wp14">
   <w15:person w15:author="김효정">
     <w15:presenceInfo w15:providerId="AD" w15:userId="S::khj@adqua1.onmicrosoft.com::624034ac-7fae-4466-964c-a30253406055"/>
   </w15:person>

--- a/template_corp_single.docx
+++ b/template_corp_single.docx
@@ -1507,6 +1507,7 @@
                     <w:autoSpaceDN/>
                     <w:snapToGrid w:val="0"/>
                     <w:ind w:right="4"/>
+                    <w:jc w:val="right"/>
                     <w:rPr>
                       <w:rFonts w:asciiTheme="minorEastAsia" w:eastAsiaTheme="minorEastAsia" w:hAnsiTheme="minorEastAsia" w:cs="굴림"/>
                       <w:kern w:val="0"/>
@@ -1542,7 +1543,7 @@
                     <w:autoSpaceDE/>
                     <w:autoSpaceDN/>
                     <w:snapToGrid w:val="0"/>
-                    <w:jc w:val="right"/>
+                    <w:jc w:val="center"/>
                     <w:rPr>
                       <w:rFonts w:asciiTheme="minorEastAsia" w:eastAsiaTheme="minorEastAsia" w:hAnsiTheme="minorEastAsia" w:cs="굴림"/>
                       <w:kern w:val="0"/>
@@ -1561,15 +1562,6 @@
                   </w:r>
                   <w:r>
                     <w:t xml:space="preserve"> }}</w:t>
-                  </w:r>
-                  <w:r>
-                    <w:rPr>
-                      <w:rFonts w:asciiTheme="minorEastAsia" w:eastAsiaTheme="minorEastAsia" w:hAnsiTheme="minorEastAsia" w:cs="굴림" w:hint="eastAsia"/>
-                      <w:kern w:val="0"/>
-                      <w:sz w:val="18"/>
-                      <w:szCs w:val="18"/>
-                    </w:rPr>
-                    <w:t>%</w:t>
                   </w:r>
                 </w:p>
               </w:tc>
@@ -1699,6 +1691,7 @@
                     <w:autoSpaceDE/>
                     <w:autoSpaceDN/>
                     <w:snapToGrid w:val="0"/>
+                    <w:jc w:val="right"/>
                     <w:rPr>
                       <w:rFonts w:asciiTheme="minorEastAsia" w:eastAsiaTheme="minorEastAsia" w:hAnsiTheme="minorEastAsia" w:cs="굴림"/>
                       <w:kern w:val="0"/>
@@ -1735,7 +1728,7 @@
                     <w:autoSpaceDN/>
                     <w:snapToGrid w:val="0"/>
                     <w:ind w:right="100"/>
-                    <w:jc w:val="right"/>
+                    <w:jc w:val="center"/>
                     <w:rPr>
                       <w:rFonts w:asciiTheme="minorEastAsia" w:eastAsiaTheme="minorEastAsia" w:hAnsiTheme="minorEastAsia" w:cs="굴림"/>
                       <w:kern w:val="0"/>
@@ -1754,15 +1747,6 @@
                   </w:r>
                   <w:r>
                     <w:t xml:space="preserve"> }}</w:t>
-                  </w:r>
-                  <w:r>
-                    <w:rPr>
-                      <w:rFonts w:asciiTheme="minorEastAsia" w:eastAsiaTheme="minorEastAsia" w:hAnsiTheme="minorEastAsia" w:cs="굴림" w:hint="eastAsia"/>
-                      <w:kern w:val="0"/>
-                      <w:sz w:val="18"/>
-                      <w:szCs w:val="18"/>
-                    </w:rPr>
-                    <w:t>%</w:t>
                   </w:r>
                 </w:p>
               </w:tc>
